--- a/제출파일초안/2. use case UI.docx
+++ b/제출파일초안/2. use case UI.docx
@@ -391,8 +391,8 @@
         </w:rPr>
         <w:drawing>
           <wp:inline distT="0" distB="0" distL="0" distR="0">
-            <wp:extent cx="3748894" cy="8126065"/>
-            <wp:effectExtent l="0" t="0" r="0" b="0"/>
+            <wp:extent cx="3805282" cy="8250902"/>
+            <wp:effectExtent l="9525" t="9525" r="9525" b="9525"/>
             <wp:docPr id="1028" name="shape1028" hidden="0"/>
             <wp:cNvGraphicFramePr>
               <a:graphicFrameLocks xmlns:a="http://schemas.openxmlformats.org/drawingml/2006/main" noChangeAspect="1"/>
@@ -422,9 +422,16 @@
                   <pic:spPr>
                     <a:xfrm>
                       <a:off x="0" y="0"/>
-                      <a:ext cx="3748894" cy="8126065"/>
+                      <a:ext cx="3805282" cy="8250902"/>
                     </a:xfrm>
                     <a:prstGeom prst="rect"/>
+                    <a:ln>
+                      <a:solidFill>
+                        <a:schemeClr val="dk1">
+                          <a:alpha val="100000"/>
+                        </a:schemeClr>
+                      </a:solidFill>
+                    </a:ln>
                   </pic:spPr>
                 </pic:pic>
               </a:graphicData>
@@ -1224,22 +1231,22 @@
     <w:lsdException w:name="index 7" w:semiHidden="1" w:unhideWhenUsed="1"/>
     <w:lsdException w:name="index 8" w:semiHidden="1" w:unhideWhenUsed="1"/>
     <w:lsdException w:name="index 9" w:semiHidden="1" w:unhideWhenUsed="1"/>
-    <w:lsdException w:name="toc 1" w:semiHidden="1" w:uiPriority="87" w:unhideWhenUsed="1"/>
-    <w:lsdException w:name="toc 2" w:semiHidden="1" w:uiPriority="87" w:unhideWhenUsed="1"/>
-    <w:lsdException w:name="toc 3" w:semiHidden="1" w:uiPriority="87" w:unhideWhenUsed="1"/>
-    <w:lsdException w:name="toc 4" w:semiHidden="1" w:uiPriority="87" w:unhideWhenUsed="1"/>
-    <w:lsdException w:name="toc 5" w:semiHidden="1" w:uiPriority="87" w:unhideWhenUsed="1"/>
-    <w:lsdException w:name="toc 6" w:semiHidden="1" w:uiPriority="87" w:unhideWhenUsed="1"/>
-    <w:lsdException w:name="toc 7" w:semiHidden="1" w:uiPriority="87" w:unhideWhenUsed="1"/>
-    <w:lsdException w:name="toc 8" w:semiHidden="1" w:uiPriority="87" w:unhideWhenUsed="1"/>
-    <w:lsdException w:name="toc 9" w:semiHidden="1" w:uiPriority="87" w:unhideWhenUsed="1"/>
+    <w:lsdException w:name="toc 1" w:semiHidden="1" w:uiPriority="309" w:unhideWhenUsed="1"/>
+    <w:lsdException w:name="toc 2" w:semiHidden="1" w:uiPriority="309" w:unhideWhenUsed="1"/>
+    <w:lsdException w:name="toc 3" w:semiHidden="1" w:uiPriority="309" w:unhideWhenUsed="1"/>
+    <w:lsdException w:name="toc 4" w:semiHidden="1" w:uiPriority="309" w:unhideWhenUsed="1"/>
+    <w:lsdException w:name="toc 5" w:semiHidden="1" w:uiPriority="309" w:unhideWhenUsed="1"/>
+    <w:lsdException w:name="toc 6" w:semiHidden="1" w:uiPriority="309" w:unhideWhenUsed="1"/>
+    <w:lsdException w:name="toc 7" w:semiHidden="1" w:uiPriority="309" w:unhideWhenUsed="1"/>
+    <w:lsdException w:name="toc 8" w:semiHidden="1" w:uiPriority="309" w:unhideWhenUsed="1"/>
+    <w:lsdException w:name="toc 9" w:semiHidden="1" w:uiPriority="309" w:unhideWhenUsed="1"/>
     <w:lsdException w:name="Normal Indent" w:semiHidden="1" w:unhideWhenUsed="1"/>
     <w:lsdException w:name="footnote text" w:semiHidden="1" w:unhideWhenUsed="1"/>
     <w:lsdException w:name="annotation text" w:semiHidden="1" w:unhideWhenUsed="1"/>
     <w:lsdException w:name="header" w:semiHidden="1" w:unhideWhenUsed="1"/>
     <w:lsdException w:name="footer" w:semiHidden="1" w:unhideWhenUsed="1"/>
     <w:lsdException w:name="index heading" w:semiHidden="1" w:unhideWhenUsed="1"/>
-    <w:lsdException w:name="caption" w:semiHidden="1" w:uiPriority="83" w:unhideWhenUsed="1" w:qFormat="1"/>
+    <w:lsdException w:name="caption" w:semiHidden="1" w:uiPriority="305" w:unhideWhenUsed="1" w:qFormat="1"/>
     <w:lsdException w:name="table of figures" w:semiHidden="1" w:unhideWhenUsed="1"/>
     <w:lsdException w:name="envelope address" w:semiHidden="1" w:unhideWhenUsed="1"/>
     <w:lsdException w:name="envelope return" w:semiHidden="1" w:unhideWhenUsed="1"/>
@@ -1267,7 +1274,7 @@
     <w:lsdException w:name="List Number 3" w:semiHidden="1" w:unhideWhenUsed="1"/>
     <w:lsdException w:name="List Number 4" w:semiHidden="1" w:unhideWhenUsed="1"/>
     <w:lsdException w:name="List Number 5" w:semiHidden="1" w:unhideWhenUsed="1"/>
-    <w:lsdException w:name="Title" w:uiPriority="22" w:qFormat="1"/>
+    <w:lsdException w:name="Title" w:uiPriority="52" w:qFormat="1"/>
     <w:lsdException w:name="Closing" w:semiHidden="1" w:unhideWhenUsed="1"/>
     <w:lsdException w:name="Signature" w:semiHidden="1" w:unhideWhenUsed="1"/>
     <w:lsdException w:name="Default Paragraph Font" w:semiHidden="1" w:uiPriority="1" w:unhideWhenUsed="1"/>
@@ -1279,7 +1286,7 @@
     <w:lsdException w:name="List Continue 4" w:semiHidden="1" w:unhideWhenUsed="1"/>
     <w:lsdException w:name="List Continue 5" w:semiHidden="1" w:unhideWhenUsed="1"/>
     <w:lsdException w:name="Message Header" w:semiHidden="1" w:unhideWhenUsed="1"/>
-    <w:lsdException w:name="Subtitle" w:uiPriority="23" w:qFormat="1"/>
+    <w:lsdException w:name="Subtitle" w:uiPriority="53" w:qFormat="1"/>
     <w:lsdException w:name="Salutation" w:semiHidden="1" w:unhideWhenUsed="1"/>
     <w:lsdException w:name="Date" w:semiHidden="1" w:unhideWhenUsed="1"/>
     <w:lsdException w:name="Body Text First Indent" w:semiHidden="1" w:unhideWhenUsed="1"/>
@@ -1292,8 +1299,8 @@
     <w:lsdException w:name="Block Text" w:semiHidden="1" w:unhideWhenUsed="1"/>
     <w:lsdException w:name="Hyperlink" w:semiHidden="1" w:unhideWhenUsed="1"/>
     <w:lsdException w:name="FollowedHyperlink" w:semiHidden="1" w:unhideWhenUsed="1"/>
-    <w:lsdException w:name="Strong" w:uiPriority="52" w:qFormat="1"/>
-    <w:lsdException w:name="Emphasis" w:uiPriority="50" w:qFormat="1"/>
+    <w:lsdException w:name="Strong" w:uiPriority="130" w:qFormat="1"/>
+    <w:lsdException w:name="Emphasis" w:uiPriority="128" w:qFormat="1"/>
     <w:lsdException w:name="Document Map" w:semiHidden="1" w:unhideWhenUsed="1"/>
     <w:lsdException w:name="Plain Text" w:semiHidden="1" w:unhideWhenUsed="1"/>
     <w:lsdException w:name="E-mail Signature" w:semiHidden="1" w:unhideWhenUsed="1"/>
@@ -1359,223 +1366,223 @@
     <w:lsdException w:name="Table Web 2" w:semiHidden="1" w:unhideWhenUsed="1"/>
     <w:lsdException w:name="Table Web 3" w:semiHidden="1" w:unhideWhenUsed="1"/>
     <w:lsdException w:name="Balloon Text" w:semiHidden="1" w:unhideWhenUsed="1"/>
-    <w:lsdException w:name="Table Grid" w:uiPriority="87"/>
+    <w:lsdException w:name="Table Grid" w:uiPriority="309"/>
     <w:lsdException w:name="Table Theme" w:semiHidden="1" w:unhideWhenUsed="1"/>
     <w:lsdException w:name="Placeholder Text" w:semiHidden="1"/>
     <w:lsdException w:name="No Spacing" w:uiPriority="1" w:qFormat="1"/>
-    <w:lsdException w:name="Light Shading" w:uiPriority="150"/>
-    <w:lsdException w:name="Light List" w:uiPriority="151"/>
-    <w:lsdException w:name="Light Grid" w:uiPriority="152"/>
-    <w:lsdException w:name="Medium Shading 1" w:uiPriority="153"/>
-    <w:lsdException w:name="Medium Shading 2" w:uiPriority="256"/>
-    <w:lsdException w:name="Medium List 1" w:uiPriority="257"/>
-    <w:lsdException w:name="Medium List 2" w:uiPriority="258"/>
-    <w:lsdException w:name="Medium Grid 1" w:uiPriority="259"/>
-    <w:lsdException w:name="Medium Grid 2" w:uiPriority="260"/>
-    <w:lsdException w:name="Medium Grid 3" w:uiPriority="261"/>
-    <w:lsdException w:name="Dark List" w:uiPriority="274"/>
-    <w:lsdException w:name="Colorful Shading" w:uiPriority="275"/>
-    <w:lsdException w:name="Colorful List" w:uiPriority="276"/>
-    <w:lsdException w:name="Colorful Grid" w:uiPriority="277"/>
-    <w:lsdException w:name="Light Shading Accent 1" w:uiPriority="150"/>
-    <w:lsdException w:name="Light List Accent 1" w:uiPriority="151"/>
-    <w:lsdException w:name="Light Grid Accent 1" w:uiPriority="152"/>
-    <w:lsdException w:name="Medium Shading 1 Accent 1" w:uiPriority="153"/>
-    <w:lsdException w:name="Medium Shading 2 Accent 1" w:uiPriority="256"/>
-    <w:lsdException w:name="Medium List 1 Accent 1" w:uiPriority="257"/>
+    <w:lsdException w:name="Light Shading" w:uiPriority="822"/>
+    <w:lsdException w:name="Light List" w:uiPriority="823"/>
+    <w:lsdException w:name="Light Grid" w:uiPriority="824"/>
+    <w:lsdException w:name="Medium Shading 1" w:uiPriority="825"/>
+    <w:lsdException w:name="Medium Shading 2" w:uiPriority="1432"/>
+    <w:lsdException w:name="Medium List 1" w:uiPriority="1433"/>
+    <w:lsdException w:name="Medium List 2" w:uiPriority="1536"/>
+    <w:lsdException w:name="Medium Grid 1" w:uiPriority="1537"/>
+    <w:lsdException w:name="Medium Grid 2" w:uiPriority="1544"/>
+    <w:lsdException w:name="Medium Grid 3" w:uiPriority="1545"/>
+    <w:lsdException w:name="Dark List" w:uiPriority="1576"/>
+    <w:lsdException w:name="Colorful Shading" w:uiPriority="1577"/>
+    <w:lsdException w:name="Colorful List" w:uiPriority="1584"/>
+    <w:lsdException w:name="Colorful Grid" w:uiPriority="1585"/>
+    <w:lsdException w:name="Light Shading Accent 1" w:uiPriority="822"/>
+    <w:lsdException w:name="Light List Accent 1" w:uiPriority="823"/>
+    <w:lsdException w:name="Light Grid Accent 1" w:uiPriority="824"/>
+    <w:lsdException w:name="Medium Shading 1 Accent 1" w:uiPriority="825"/>
+    <w:lsdException w:name="Medium Shading 2 Accent 1" w:uiPriority="1432"/>
+    <w:lsdException w:name="Medium List 1 Accent 1" w:uiPriority="1433"/>
     <w:lsdException w:name="Revision" w:semiHidden="1"/>
-    <w:lsdException w:name="List Paragraph" w:uiPriority="82" w:qFormat="1"/>
-    <w:lsdException w:name="Quote" w:uiPriority="65" w:qFormat="1"/>
-    <w:lsdException w:name="Intense Quote" w:uiPriority="72" w:qFormat="1"/>
-    <w:lsdException w:name="Medium List 2 Accent 1" w:uiPriority="258"/>
-    <w:lsdException w:name="Medium Grid 1 Accent 1" w:uiPriority="259"/>
-    <w:lsdException w:name="Medium Grid 2 Accent 1" w:uiPriority="260"/>
-    <w:lsdException w:name="Medium Grid 3 Accent 1" w:uiPriority="261"/>
-    <w:lsdException w:name="Dark List Accent 1" w:uiPriority="274"/>
-    <w:lsdException w:name="Colorful Shading Accent 1" w:uiPriority="275"/>
-    <w:lsdException w:name="Colorful List Accent 1" w:uiPriority="276"/>
-    <w:lsdException w:name="Colorful Grid Accent 1" w:uiPriority="277"/>
-    <w:lsdException w:name="Light Shading Accent 2" w:uiPriority="150"/>
-    <w:lsdException w:name="Light List Accent 2" w:uiPriority="151"/>
-    <w:lsdException w:name="Light Grid Accent 2" w:uiPriority="152"/>
-    <w:lsdException w:name="Medium Shading 1 Accent 2" w:uiPriority="153"/>
-    <w:lsdException w:name="Medium Shading 2 Accent 2" w:uiPriority="256"/>
-    <w:lsdException w:name="Medium List 1 Accent 2" w:uiPriority="257"/>
-    <w:lsdException w:name="Medium List 2 Accent 2" w:uiPriority="258"/>
-    <w:lsdException w:name="Medium Grid 1 Accent 2" w:uiPriority="259"/>
-    <w:lsdException w:name="Medium Grid 2 Accent 2" w:uiPriority="260"/>
-    <w:lsdException w:name="Medium Grid 3 Accent 2" w:uiPriority="261"/>
-    <w:lsdException w:name="Dark List Accent 2" w:uiPriority="274"/>
-    <w:lsdException w:name="Colorful Shading Accent 2" w:uiPriority="275"/>
-    <w:lsdException w:name="Colorful List Accent 2" w:uiPriority="276"/>
-    <w:lsdException w:name="Colorful Grid Accent 2" w:uiPriority="277"/>
-    <w:lsdException w:name="Light Shading Accent 3" w:uiPriority="150"/>
-    <w:lsdException w:name="Light List Accent 3" w:uiPriority="151"/>
-    <w:lsdException w:name="Light Grid Accent 3" w:uiPriority="152"/>
-    <w:lsdException w:name="Medium Shading 1 Accent 3" w:uiPriority="153"/>
-    <w:lsdException w:name="Medium Shading 2 Accent 3" w:uiPriority="256"/>
-    <w:lsdException w:name="Medium List 1 Accent 3" w:uiPriority="257"/>
-    <w:lsdException w:name="Medium List 2 Accent 3" w:uiPriority="258"/>
-    <w:lsdException w:name="Medium Grid 1 Accent 3" w:uiPriority="259"/>
-    <w:lsdException w:name="Medium Grid 2 Accent 3" w:uiPriority="260"/>
-    <w:lsdException w:name="Medium Grid 3 Accent 3" w:uiPriority="261"/>
-    <w:lsdException w:name="Dark List Accent 3" w:uiPriority="274"/>
-    <w:lsdException w:name="Colorful Shading Accent 3" w:uiPriority="275"/>
-    <w:lsdException w:name="Colorful List Accent 3" w:uiPriority="276"/>
-    <w:lsdException w:name="Colorful Grid Accent 3" w:uiPriority="277"/>
-    <w:lsdException w:name="Light Shading Accent 4" w:uiPriority="150"/>
-    <w:lsdException w:name="Light List Accent 4" w:uiPriority="151"/>
-    <w:lsdException w:name="Light Grid Accent 4" w:uiPriority="152"/>
-    <w:lsdException w:name="Medium Shading 1 Accent 4" w:uiPriority="153"/>
-    <w:lsdException w:name="Medium Shading 2 Accent 4" w:uiPriority="256"/>
-    <w:lsdException w:name="Medium List 1 Accent 4" w:uiPriority="257"/>
-    <w:lsdException w:name="Medium List 2 Accent 4" w:uiPriority="258"/>
-    <w:lsdException w:name="Medium Grid 1 Accent 4" w:uiPriority="259"/>
-    <w:lsdException w:name="Medium Grid 2 Accent 4" w:uiPriority="260"/>
-    <w:lsdException w:name="Medium Grid 3 Accent 4" w:uiPriority="261"/>
-    <w:lsdException w:name="Dark List Accent 4" w:uiPriority="274"/>
-    <w:lsdException w:name="Colorful Shading Accent 4" w:uiPriority="275"/>
-    <w:lsdException w:name="Colorful List Accent 4" w:uiPriority="276"/>
-    <w:lsdException w:name="Colorful Grid Accent 4" w:uiPriority="277"/>
-    <w:lsdException w:name="Light Shading Accent 5" w:uiPriority="150"/>
-    <w:lsdException w:name="Light List Accent 5" w:uiPriority="151"/>
-    <w:lsdException w:name="Light Grid Accent 5" w:uiPriority="152"/>
-    <w:lsdException w:name="Medium Shading 1 Accent 5" w:uiPriority="153"/>
-    <w:lsdException w:name="Medium Shading 2 Accent 5" w:uiPriority="256"/>
-    <w:lsdException w:name="Medium List 1 Accent 5" w:uiPriority="257"/>
-    <w:lsdException w:name="Medium List 2 Accent 5" w:uiPriority="258"/>
-    <w:lsdException w:name="Medium Grid 1 Accent 5" w:uiPriority="259"/>
-    <w:lsdException w:name="Medium Grid 2 Accent 5" w:uiPriority="260"/>
-    <w:lsdException w:name="Medium Grid 3 Accent 5" w:uiPriority="261"/>
-    <w:lsdException w:name="Dark List Accent 5" w:uiPriority="274"/>
-    <w:lsdException w:name="Colorful Shading Accent 5" w:uiPriority="275"/>
-    <w:lsdException w:name="Colorful List Accent 5" w:uiPriority="276"/>
-    <w:lsdException w:name="Colorful Grid Accent 5" w:uiPriority="277"/>
-    <w:lsdException w:name="Light Shading Accent 6" w:uiPriority="150"/>
-    <w:lsdException w:name="Light List Accent 6" w:uiPriority="151"/>
-    <w:lsdException w:name="Light Grid Accent 6" w:uiPriority="152"/>
-    <w:lsdException w:name="Medium Shading 1 Accent 6" w:uiPriority="153"/>
-    <w:lsdException w:name="Medium Shading 2 Accent 6" w:uiPriority="256"/>
-    <w:lsdException w:name="Medium List 1 Accent 6" w:uiPriority="257"/>
-    <w:lsdException w:name="Medium List 2 Accent 6" w:uiPriority="258"/>
-    <w:lsdException w:name="Medium Grid 1 Accent 6" w:uiPriority="259"/>
-    <w:lsdException w:name="Medium Grid 2 Accent 6" w:uiPriority="260"/>
-    <w:lsdException w:name="Medium Grid 3 Accent 6" w:uiPriority="261"/>
-    <w:lsdException w:name="Dark List Accent 6" w:uiPriority="274"/>
-    <w:lsdException w:name="Colorful Shading Accent 6" w:uiPriority="275"/>
-    <w:lsdException w:name="Colorful List Accent 6" w:uiPriority="276"/>
-    <w:lsdException w:name="Colorful Grid Accent 6" w:uiPriority="277"/>
-    <w:lsdException w:name="Subtle Emphasis" w:uiPriority="37" w:qFormat="1"/>
-    <w:lsdException w:name="Intense Emphasis" w:uiPriority="51" w:qFormat="1"/>
-    <w:lsdException w:name="Subtle Reference" w:uiPriority="73" w:qFormat="1"/>
-    <w:lsdException w:name="Intense Reference" w:uiPriority="80" w:qFormat="1"/>
-    <w:lsdException w:name="Book Title" w:uiPriority="81" w:qFormat="1"/>
-    <w:lsdException w:name="Bibliography" w:semiHidden="1" w:uiPriority="85" w:unhideWhenUsed="1"/>
-    <w:lsdException w:name="TOC Heading" w:semiHidden="1" w:uiPriority="87" w:unhideWhenUsed="1" w:qFormat="1"/>
-    <w:lsdException w:name="Plain Table 1" w:uiPriority="101"/>
-    <w:lsdException w:name="Plain Table 2" w:uiPriority="102"/>
-    <w:lsdException w:name="Plain Table 3" w:uiPriority="103"/>
-    <w:lsdException w:name="Plain Table 4" w:uiPriority="104"/>
-    <w:lsdException w:name="Plain Table 5" w:uiPriority="105"/>
-    <w:lsdException w:name="Grid Table Light" w:uiPriority="100"/>
-    <w:lsdException w:name="Grid Table 1 Light" w:uiPriority="112"/>
-    <w:lsdException w:name="Grid Table 2" w:uiPriority="113"/>
-    <w:lsdException w:name="Grid Table 3" w:uiPriority="114"/>
-    <w:lsdException w:name="Grid Table 4" w:uiPriority="115"/>
-    <w:lsdException w:name="Grid Table 5 Dark" w:uiPriority="128"/>
-    <w:lsdException w:name="Grid Table 6 Colorful" w:uiPriority="129"/>
-    <w:lsdException w:name="Grid Table 7 Colorful" w:uiPriority="130"/>
-    <w:lsdException w:name="Grid Table 1 Light Accent 1" w:uiPriority="112"/>
-    <w:lsdException w:name="Grid Table 2 Accent 1" w:uiPriority="113"/>
-    <w:lsdException w:name="Grid Table 3 Accent 1" w:uiPriority="114"/>
-    <w:lsdException w:name="Grid Table 4 Accent 1" w:uiPriority="115"/>
-    <w:lsdException w:name="Grid Table 5 Dark Accent 1" w:uiPriority="128"/>
-    <w:lsdException w:name="Grid Table 6 Colorful Accent 1" w:uiPriority="129"/>
-    <w:lsdException w:name="Grid Table 7 Colorful Accent 1" w:uiPriority="130"/>
-    <w:lsdException w:name="Grid Table 1 Light Accent 2" w:uiPriority="112"/>
-    <w:lsdException w:name="Grid Table 2 Accent 2" w:uiPriority="113"/>
-    <w:lsdException w:name="Grid Table 3 Accent 2" w:uiPriority="114"/>
-    <w:lsdException w:name="Grid Table 4 Accent 2" w:uiPriority="115"/>
-    <w:lsdException w:name="Grid Table 5 Dark Accent 2" w:uiPriority="128"/>
-    <w:lsdException w:name="Grid Table 6 Colorful Accent 2" w:uiPriority="129"/>
-    <w:lsdException w:name="Grid Table 7 Colorful Accent 2" w:uiPriority="130"/>
-    <w:lsdException w:name="Grid Table 1 Light Accent 3" w:uiPriority="112"/>
-    <w:lsdException w:name="Grid Table 2 Accent 3" w:uiPriority="113"/>
-    <w:lsdException w:name="Grid Table 3 Accent 3" w:uiPriority="114"/>
-    <w:lsdException w:name="Grid Table 4 Accent 3" w:uiPriority="115"/>
-    <w:lsdException w:name="Grid Table 5 Dark Accent 3" w:uiPriority="128"/>
-    <w:lsdException w:name="Grid Table 6 Colorful Accent 3" w:uiPriority="129"/>
-    <w:lsdException w:name="Grid Table 7 Colorful Accent 3" w:uiPriority="130"/>
-    <w:lsdException w:name="Grid Table 1 Light Accent 4" w:uiPriority="112"/>
-    <w:lsdException w:name="Grid Table 2 Accent 4" w:uiPriority="113"/>
-    <w:lsdException w:name="Grid Table 3 Accent 4" w:uiPriority="114"/>
-    <w:lsdException w:name="Grid Table 4 Accent 4" w:uiPriority="115"/>
-    <w:lsdException w:name="Grid Table 5 Dark Accent 4" w:uiPriority="128"/>
-    <w:lsdException w:name="Grid Table 6 Colorful Accent 4" w:uiPriority="129"/>
-    <w:lsdException w:name="Grid Table 7 Colorful Accent 4" w:uiPriority="130"/>
-    <w:lsdException w:name="Grid Table 1 Light Accent 5" w:uiPriority="112"/>
-    <w:lsdException w:name="Grid Table 2 Accent 5" w:uiPriority="113"/>
-    <w:lsdException w:name="Grid Table 3 Accent 5" w:uiPriority="114"/>
-    <w:lsdException w:name="Grid Table 4 Accent 5" w:uiPriority="115"/>
-    <w:lsdException w:name="Grid Table 5 Dark Accent 5" w:uiPriority="128"/>
-    <w:lsdException w:name="Grid Table 6 Colorful Accent 5" w:uiPriority="129"/>
-    <w:lsdException w:name="Grid Table 7 Colorful Accent 5" w:uiPriority="130"/>
-    <w:lsdException w:name="Grid Table 1 Light Accent 6" w:uiPriority="112"/>
-    <w:lsdException w:name="Grid Table 2 Accent 6" w:uiPriority="113"/>
-    <w:lsdException w:name="Grid Table 3 Accent 6" w:uiPriority="114"/>
-    <w:lsdException w:name="Grid Table 4 Accent 6" w:uiPriority="115"/>
-    <w:lsdException w:name="Grid Table 5 Dark Accent 6" w:uiPriority="128"/>
-    <w:lsdException w:name="Grid Table 6 Colorful Accent 6" w:uiPriority="129"/>
-    <w:lsdException w:name="Grid Table 7 Colorful Accent 6" w:uiPriority="130"/>
-    <w:lsdException w:name="List Table 1 Light" w:uiPriority="112"/>
-    <w:lsdException w:name="List Table 2" w:uiPriority="113"/>
-    <w:lsdException w:name="List Table 3" w:uiPriority="114"/>
-    <w:lsdException w:name="List Table 4" w:uiPriority="115"/>
-    <w:lsdException w:name="List Table 5 Dark" w:uiPriority="128"/>
-    <w:lsdException w:name="List Table 6 Colorful" w:uiPriority="129"/>
-    <w:lsdException w:name="List Table 7 Colorful" w:uiPriority="130"/>
-    <w:lsdException w:name="List Table 1 Light Accent 1" w:uiPriority="112"/>
-    <w:lsdException w:name="List Table 2 Accent 1" w:uiPriority="113"/>
-    <w:lsdException w:name="List Table 3 Accent 1" w:uiPriority="114"/>
-    <w:lsdException w:name="List Table 4 Accent 1" w:uiPriority="115"/>
-    <w:lsdException w:name="List Table 5 Dark Accent 1" w:uiPriority="128"/>
-    <w:lsdException w:name="List Table 6 Colorful Accent 1" w:uiPriority="129"/>
-    <w:lsdException w:name="List Table 7 Colorful Accent 1" w:uiPriority="130"/>
-    <w:lsdException w:name="List Table 1 Light Accent 2" w:uiPriority="112"/>
-    <w:lsdException w:name="List Table 2 Accent 2" w:uiPriority="113"/>
-    <w:lsdException w:name="List Table 3 Accent 2" w:uiPriority="114"/>
-    <w:lsdException w:name="List Table 4 Accent 2" w:uiPriority="115"/>
-    <w:lsdException w:name="List Table 5 Dark Accent 2" w:uiPriority="128"/>
-    <w:lsdException w:name="List Table 6 Colorful Accent 2" w:uiPriority="129"/>
-    <w:lsdException w:name="List Table 7 Colorful Accent 2" w:uiPriority="130"/>
-    <w:lsdException w:name="List Table 1 Light Accent 3" w:uiPriority="112"/>
-    <w:lsdException w:name="List Table 2 Accent 3" w:uiPriority="113"/>
-    <w:lsdException w:name="List Table 3 Accent 3" w:uiPriority="114"/>
-    <w:lsdException w:name="List Table 4 Accent 3" w:uiPriority="115"/>
-    <w:lsdException w:name="List Table 5 Dark Accent 3" w:uiPriority="128"/>
-    <w:lsdException w:name="List Table 6 Colorful Accent 3" w:uiPriority="129"/>
-    <w:lsdException w:name="List Table 7 Colorful Accent 3" w:uiPriority="130"/>
-    <w:lsdException w:name="List Table 1 Light Accent 4" w:uiPriority="112"/>
-    <w:lsdException w:name="List Table 2 Accent 4" w:uiPriority="113"/>
-    <w:lsdException w:name="List Table 3 Accent 4" w:uiPriority="114"/>
-    <w:lsdException w:name="List Table 4 Accent 4" w:uiPriority="115"/>
-    <w:lsdException w:name="List Table 5 Dark Accent 4" w:uiPriority="128"/>
-    <w:lsdException w:name="List Table 6 Colorful Accent 4" w:uiPriority="129"/>
-    <w:lsdException w:name="List Table 7 Colorful Accent 4" w:uiPriority="130"/>
-    <w:lsdException w:name="List Table 1 Light Accent 5" w:uiPriority="112"/>
-    <w:lsdException w:name="List Table 2 Accent 5" w:uiPriority="113"/>
-    <w:lsdException w:name="List Table 3 Accent 5" w:uiPriority="114"/>
-    <w:lsdException w:name="List Table 4 Accent 5" w:uiPriority="115"/>
-    <w:lsdException w:name="List Table 5 Dark Accent 5" w:uiPriority="128"/>
-    <w:lsdException w:name="List Table 6 Colorful Accent 5" w:uiPriority="129"/>
-    <w:lsdException w:name="List Table 7 Colorful Accent 5" w:uiPriority="130"/>
-    <w:lsdException w:name="List Table 1 Light Accent 6" w:uiPriority="112"/>
-    <w:lsdException w:name="List Table 2 Accent 6" w:uiPriority="113"/>
-    <w:lsdException w:name="List Table 3 Accent 6" w:uiPriority="114"/>
-    <w:lsdException w:name="List Table 4 Accent 6" w:uiPriority="115"/>
-    <w:lsdException w:name="List Table 5 Dark Accent 6" w:uiPriority="128"/>
-    <w:lsdException w:name="List Table 6 Colorful Accent 6" w:uiPriority="129"/>
-    <w:lsdException w:name="List Table 7 Colorful Accent 6" w:uiPriority="130"/>
+    <w:lsdException w:name="List Paragraph" w:uiPriority="304" w:qFormat="1"/>
+    <w:lsdException w:name="Quote" w:uiPriority="257" w:qFormat="1"/>
+    <w:lsdException w:name="Intense Quote" w:uiPriority="276" w:qFormat="1"/>
+    <w:lsdException w:name="Medium List 2 Accent 1" w:uiPriority="1536"/>
+    <w:lsdException w:name="Medium Grid 1 Accent 1" w:uiPriority="1537"/>
+    <w:lsdException w:name="Medium Grid 2 Accent 1" w:uiPriority="1544"/>
+    <w:lsdException w:name="Medium Grid 3 Accent 1" w:uiPriority="1545"/>
+    <w:lsdException w:name="Dark List Accent 1" w:uiPriority="1576"/>
+    <w:lsdException w:name="Colorful Shading Accent 1" w:uiPriority="1577"/>
+    <w:lsdException w:name="Colorful List Accent 1" w:uiPriority="1584"/>
+    <w:lsdException w:name="Colorful Grid Accent 1" w:uiPriority="1585"/>
+    <w:lsdException w:name="Light Shading Accent 2" w:uiPriority="822"/>
+    <w:lsdException w:name="Light List Accent 2" w:uiPriority="823"/>
+    <w:lsdException w:name="Light Grid Accent 2" w:uiPriority="824"/>
+    <w:lsdException w:name="Medium Shading 1 Accent 2" w:uiPriority="825"/>
+    <w:lsdException w:name="Medium Shading 2 Accent 2" w:uiPriority="1432"/>
+    <w:lsdException w:name="Medium List 1 Accent 2" w:uiPriority="1433"/>
+    <w:lsdException w:name="Medium List 2 Accent 2" w:uiPriority="1536"/>
+    <w:lsdException w:name="Medium Grid 1 Accent 2" w:uiPriority="1537"/>
+    <w:lsdException w:name="Medium Grid 2 Accent 2" w:uiPriority="1544"/>
+    <w:lsdException w:name="Medium Grid 3 Accent 2" w:uiPriority="1545"/>
+    <w:lsdException w:name="Dark List Accent 2" w:uiPriority="1576"/>
+    <w:lsdException w:name="Colorful Shading Accent 2" w:uiPriority="1577"/>
+    <w:lsdException w:name="Colorful List Accent 2" w:uiPriority="1584"/>
+    <w:lsdException w:name="Colorful Grid Accent 2" w:uiPriority="1585"/>
+    <w:lsdException w:name="Light Shading Accent 3" w:uiPriority="822"/>
+    <w:lsdException w:name="Light List Accent 3" w:uiPriority="823"/>
+    <w:lsdException w:name="Light Grid Accent 3" w:uiPriority="824"/>
+    <w:lsdException w:name="Medium Shading 1 Accent 3" w:uiPriority="825"/>
+    <w:lsdException w:name="Medium Shading 2 Accent 3" w:uiPriority="1432"/>
+    <w:lsdException w:name="Medium List 1 Accent 3" w:uiPriority="1433"/>
+    <w:lsdException w:name="Medium List 2 Accent 3" w:uiPriority="1536"/>
+    <w:lsdException w:name="Medium Grid 1 Accent 3" w:uiPriority="1537"/>
+    <w:lsdException w:name="Medium Grid 2 Accent 3" w:uiPriority="1544"/>
+    <w:lsdException w:name="Medium Grid 3 Accent 3" w:uiPriority="1545"/>
+    <w:lsdException w:name="Dark List Accent 3" w:uiPriority="1576"/>
+    <w:lsdException w:name="Colorful Shading Accent 3" w:uiPriority="1577"/>
+    <w:lsdException w:name="Colorful List Accent 3" w:uiPriority="1584"/>
+    <w:lsdException w:name="Colorful Grid Accent 3" w:uiPriority="1585"/>
+    <w:lsdException w:name="Light Shading Accent 4" w:uiPriority="822"/>
+    <w:lsdException w:name="Light List Accent 4" w:uiPriority="823"/>
+    <w:lsdException w:name="Light Grid Accent 4" w:uiPriority="824"/>
+    <w:lsdException w:name="Medium Shading 1 Accent 4" w:uiPriority="825"/>
+    <w:lsdException w:name="Medium Shading 2 Accent 4" w:uiPriority="1432"/>
+    <w:lsdException w:name="Medium List 1 Accent 4" w:uiPriority="1433"/>
+    <w:lsdException w:name="Medium List 2 Accent 4" w:uiPriority="1536"/>
+    <w:lsdException w:name="Medium Grid 1 Accent 4" w:uiPriority="1537"/>
+    <w:lsdException w:name="Medium Grid 2 Accent 4" w:uiPriority="1544"/>
+    <w:lsdException w:name="Medium Grid 3 Accent 4" w:uiPriority="1545"/>
+    <w:lsdException w:name="Dark List Accent 4" w:uiPriority="1576"/>
+    <w:lsdException w:name="Colorful Shading Accent 4" w:uiPriority="1577"/>
+    <w:lsdException w:name="Colorful List Accent 4" w:uiPriority="1584"/>
+    <w:lsdException w:name="Colorful Grid Accent 4" w:uiPriority="1585"/>
+    <w:lsdException w:name="Light Shading Accent 5" w:uiPriority="822"/>
+    <w:lsdException w:name="Light List Accent 5" w:uiPriority="823"/>
+    <w:lsdException w:name="Light Grid Accent 5" w:uiPriority="824"/>
+    <w:lsdException w:name="Medium Shading 1 Accent 5" w:uiPriority="825"/>
+    <w:lsdException w:name="Medium Shading 2 Accent 5" w:uiPriority="1432"/>
+    <w:lsdException w:name="Medium List 1 Accent 5" w:uiPriority="1433"/>
+    <w:lsdException w:name="Medium List 2 Accent 5" w:uiPriority="1536"/>
+    <w:lsdException w:name="Medium Grid 1 Accent 5" w:uiPriority="1537"/>
+    <w:lsdException w:name="Medium Grid 2 Accent 5" w:uiPriority="1544"/>
+    <w:lsdException w:name="Medium Grid 3 Accent 5" w:uiPriority="1545"/>
+    <w:lsdException w:name="Dark List Accent 5" w:uiPriority="1576"/>
+    <w:lsdException w:name="Colorful Shading Accent 5" w:uiPriority="1577"/>
+    <w:lsdException w:name="Colorful List Accent 5" w:uiPriority="1584"/>
+    <w:lsdException w:name="Colorful Grid Accent 5" w:uiPriority="1585"/>
+    <w:lsdException w:name="Light Shading Accent 6" w:uiPriority="822"/>
+    <w:lsdException w:name="Light List Accent 6" w:uiPriority="823"/>
+    <w:lsdException w:name="Light Grid Accent 6" w:uiPriority="824"/>
+    <w:lsdException w:name="Medium Shading 1 Accent 6" w:uiPriority="825"/>
+    <w:lsdException w:name="Medium Shading 2 Accent 6" w:uiPriority="1432"/>
+    <w:lsdException w:name="Medium List 1 Accent 6" w:uiPriority="1433"/>
+    <w:lsdException w:name="Medium List 2 Accent 6" w:uiPriority="1536"/>
+    <w:lsdException w:name="Medium Grid 1 Accent 6" w:uiPriority="1537"/>
+    <w:lsdException w:name="Medium Grid 2 Accent 6" w:uiPriority="1544"/>
+    <w:lsdException w:name="Medium Grid 3 Accent 6" w:uiPriority="1545"/>
+    <w:lsdException w:name="Dark List Accent 6" w:uiPriority="1576"/>
+    <w:lsdException w:name="Colorful Shading Accent 6" w:uiPriority="1577"/>
+    <w:lsdException w:name="Colorful List Accent 6" w:uiPriority="1584"/>
+    <w:lsdException w:name="Colorful Grid Accent 6" w:uiPriority="1585"/>
+    <w:lsdException w:name="Subtle Emphasis" w:uiPriority="85" w:qFormat="1"/>
+    <w:lsdException w:name="Intense Emphasis" w:uiPriority="129" w:qFormat="1"/>
+    <w:lsdException w:name="Subtle Reference" w:uiPriority="277" w:qFormat="1"/>
+    <w:lsdException w:name="Intense Reference" w:uiPriority="296" w:qFormat="1"/>
+    <w:lsdException w:name="Book Title" w:uiPriority="297" w:qFormat="1"/>
+    <w:lsdException w:name="Bibliography" w:semiHidden="1" w:uiPriority="307" w:unhideWhenUsed="1"/>
+    <w:lsdException w:name="TOC Heading" w:semiHidden="1" w:uiPriority="309" w:unhideWhenUsed="1" w:qFormat="1"/>
+    <w:lsdException w:name="Plain Table 1" w:uiPriority="599"/>
+    <w:lsdException w:name="Plain Table 2" w:uiPriority="600"/>
+    <w:lsdException w:name="Plain Table 3" w:uiPriority="601"/>
+    <w:lsdException w:name="Plain Table 4" w:uiPriority="608"/>
+    <w:lsdException w:name="Plain Table 5" w:uiPriority="609"/>
+    <w:lsdException w:name="Grid Table Light" w:uiPriority="598"/>
+    <w:lsdException w:name="Grid Table 1 Light" w:uiPriority="628"/>
+    <w:lsdException w:name="Grid Table 2" w:uiPriority="629"/>
+    <w:lsdException w:name="Grid Table 3" w:uiPriority="630"/>
+    <w:lsdException w:name="Grid Table 4" w:uiPriority="631"/>
+    <w:lsdException w:name="Grid Table 5 Dark" w:uiPriority="662"/>
+    <w:lsdException w:name="Grid Table 6 Colorful" w:uiPriority="663"/>
+    <w:lsdException w:name="Grid Table 7 Colorful" w:uiPriority="772"/>
+    <w:lsdException w:name="Grid Table 1 Light Accent 1" w:uiPriority="628"/>
+    <w:lsdException w:name="Grid Table 2 Accent 1" w:uiPriority="629"/>
+    <w:lsdException w:name="Grid Table 3 Accent 1" w:uiPriority="630"/>
+    <w:lsdException w:name="Grid Table 4 Accent 1" w:uiPriority="631"/>
+    <w:lsdException w:name="Grid Table 5 Dark Accent 1" w:uiPriority="662"/>
+    <w:lsdException w:name="Grid Table 6 Colorful Accent 1" w:uiPriority="663"/>
+    <w:lsdException w:name="Grid Table 7 Colorful Accent 1" w:uiPriority="772"/>
+    <w:lsdException w:name="Grid Table 1 Light Accent 2" w:uiPriority="628"/>
+    <w:lsdException w:name="Grid Table 2 Accent 2" w:uiPriority="629"/>
+    <w:lsdException w:name="Grid Table 3 Accent 2" w:uiPriority="630"/>
+    <w:lsdException w:name="Grid Table 4 Accent 2" w:uiPriority="631"/>
+    <w:lsdException w:name="Grid Table 5 Dark Accent 2" w:uiPriority="662"/>
+    <w:lsdException w:name="Grid Table 6 Colorful Accent 2" w:uiPriority="663"/>
+    <w:lsdException w:name="Grid Table 7 Colorful Accent 2" w:uiPriority="772"/>
+    <w:lsdException w:name="Grid Table 1 Light Accent 3" w:uiPriority="628"/>
+    <w:lsdException w:name="Grid Table 2 Accent 3" w:uiPriority="629"/>
+    <w:lsdException w:name="Grid Table 3 Accent 3" w:uiPriority="630"/>
+    <w:lsdException w:name="Grid Table 4 Accent 3" w:uiPriority="631"/>
+    <w:lsdException w:name="Grid Table 5 Dark Accent 3" w:uiPriority="662"/>
+    <w:lsdException w:name="Grid Table 6 Colorful Accent 3" w:uiPriority="663"/>
+    <w:lsdException w:name="Grid Table 7 Colorful Accent 3" w:uiPriority="772"/>
+    <w:lsdException w:name="Grid Table 1 Light Accent 4" w:uiPriority="628"/>
+    <w:lsdException w:name="Grid Table 2 Accent 4" w:uiPriority="629"/>
+    <w:lsdException w:name="Grid Table 3 Accent 4" w:uiPriority="630"/>
+    <w:lsdException w:name="Grid Table 4 Accent 4" w:uiPriority="631"/>
+    <w:lsdException w:name="Grid Table 5 Dark Accent 4" w:uiPriority="662"/>
+    <w:lsdException w:name="Grid Table 6 Colorful Accent 4" w:uiPriority="663"/>
+    <w:lsdException w:name="Grid Table 7 Colorful Accent 4" w:uiPriority="772"/>
+    <w:lsdException w:name="Grid Table 1 Light Accent 5" w:uiPriority="628"/>
+    <w:lsdException w:name="Grid Table 2 Accent 5" w:uiPriority="629"/>
+    <w:lsdException w:name="Grid Table 3 Accent 5" w:uiPriority="630"/>
+    <w:lsdException w:name="Grid Table 4 Accent 5" w:uiPriority="631"/>
+    <w:lsdException w:name="Grid Table 5 Dark Accent 5" w:uiPriority="662"/>
+    <w:lsdException w:name="Grid Table 6 Colorful Accent 5" w:uiPriority="663"/>
+    <w:lsdException w:name="Grid Table 7 Colorful Accent 5" w:uiPriority="772"/>
+    <w:lsdException w:name="Grid Table 1 Light Accent 6" w:uiPriority="628"/>
+    <w:lsdException w:name="Grid Table 2 Accent 6" w:uiPriority="629"/>
+    <w:lsdException w:name="Grid Table 3 Accent 6" w:uiPriority="630"/>
+    <w:lsdException w:name="Grid Table 4 Accent 6" w:uiPriority="631"/>
+    <w:lsdException w:name="Grid Table 5 Dark Accent 6" w:uiPriority="662"/>
+    <w:lsdException w:name="Grid Table 6 Colorful Accent 6" w:uiPriority="663"/>
+    <w:lsdException w:name="Grid Table 7 Colorful Accent 6" w:uiPriority="772"/>
+    <w:lsdException w:name="List Table 1 Light" w:uiPriority="628"/>
+    <w:lsdException w:name="List Table 2" w:uiPriority="629"/>
+    <w:lsdException w:name="List Table 3" w:uiPriority="630"/>
+    <w:lsdException w:name="List Table 4" w:uiPriority="631"/>
+    <w:lsdException w:name="List Table 5 Dark" w:uiPriority="662"/>
+    <w:lsdException w:name="List Table 6 Colorful" w:uiPriority="663"/>
+    <w:lsdException w:name="List Table 7 Colorful" w:uiPriority="772"/>
+    <w:lsdException w:name="List Table 1 Light Accent 1" w:uiPriority="628"/>
+    <w:lsdException w:name="List Table 2 Accent 1" w:uiPriority="629"/>
+    <w:lsdException w:name="List Table 3 Accent 1" w:uiPriority="630"/>
+    <w:lsdException w:name="List Table 4 Accent 1" w:uiPriority="631"/>
+    <w:lsdException w:name="List Table 5 Dark Accent 1" w:uiPriority="662"/>
+    <w:lsdException w:name="List Table 6 Colorful Accent 1" w:uiPriority="663"/>
+    <w:lsdException w:name="List Table 7 Colorful Accent 1" w:uiPriority="772"/>
+    <w:lsdException w:name="List Table 1 Light Accent 2" w:uiPriority="628"/>
+    <w:lsdException w:name="List Table 2 Accent 2" w:uiPriority="629"/>
+    <w:lsdException w:name="List Table 3 Accent 2" w:uiPriority="630"/>
+    <w:lsdException w:name="List Table 4 Accent 2" w:uiPriority="631"/>
+    <w:lsdException w:name="List Table 5 Dark Accent 2" w:uiPriority="662"/>
+    <w:lsdException w:name="List Table 6 Colorful Accent 2" w:uiPriority="663"/>
+    <w:lsdException w:name="List Table 7 Colorful Accent 2" w:uiPriority="772"/>
+    <w:lsdException w:name="List Table 1 Light Accent 3" w:uiPriority="628"/>
+    <w:lsdException w:name="List Table 2 Accent 3" w:uiPriority="629"/>
+    <w:lsdException w:name="List Table 3 Accent 3" w:uiPriority="630"/>
+    <w:lsdException w:name="List Table 4 Accent 3" w:uiPriority="631"/>
+    <w:lsdException w:name="List Table 5 Dark Accent 3" w:uiPriority="662"/>
+    <w:lsdException w:name="List Table 6 Colorful Accent 3" w:uiPriority="663"/>
+    <w:lsdException w:name="List Table 7 Colorful Accent 3" w:uiPriority="772"/>
+    <w:lsdException w:name="List Table 1 Light Accent 4" w:uiPriority="628"/>
+    <w:lsdException w:name="List Table 2 Accent 4" w:uiPriority="629"/>
+    <w:lsdException w:name="List Table 3 Accent 4" w:uiPriority="630"/>
+    <w:lsdException w:name="List Table 4 Accent 4" w:uiPriority="631"/>
+    <w:lsdException w:name="List Table 5 Dark Accent 4" w:uiPriority="662"/>
+    <w:lsdException w:name="List Table 6 Colorful Accent 4" w:uiPriority="663"/>
+    <w:lsdException w:name="List Table 7 Colorful Accent 4" w:uiPriority="772"/>
+    <w:lsdException w:name="List Table 1 Light Accent 5" w:uiPriority="628"/>
+    <w:lsdException w:name="List Table 2 Accent 5" w:uiPriority="629"/>
+    <w:lsdException w:name="List Table 3 Accent 5" w:uiPriority="630"/>
+    <w:lsdException w:name="List Table 4 Accent 5" w:uiPriority="631"/>
+    <w:lsdException w:name="List Table 5 Dark Accent 5" w:uiPriority="662"/>
+    <w:lsdException w:name="List Table 6 Colorful Accent 5" w:uiPriority="663"/>
+    <w:lsdException w:name="List Table 7 Colorful Accent 5" w:uiPriority="772"/>
+    <w:lsdException w:name="List Table 1 Light Accent 6" w:uiPriority="628"/>
+    <w:lsdException w:name="List Table 2 Accent 6" w:uiPriority="629"/>
+    <w:lsdException w:name="List Table 3 Accent 6" w:uiPriority="630"/>
+    <w:lsdException w:name="List Table 4 Accent 6" w:uiPriority="631"/>
+    <w:lsdException w:name="List Table 5 Dark Accent 6" w:uiPriority="662"/>
+    <w:lsdException w:name="List Table 6 Colorful Accent 6" w:uiPriority="663"/>
+    <w:lsdException w:name="List Table 7 Colorful Accent 6" w:uiPriority="772"/>
   </w:latentStyles>
   <w:style w:type="paragraph" w:default="1" w:styleId="a2">
     <w:name w:val="Normal"/>

--- a/제출파일초안/2. use case UI.docx
+++ b/제출파일초안/2. use case UI.docx
@@ -681,6 +681,95 @@
           <w:szCs w:val="28"/>
           <w:rtl w:val="off"/>
         </w:rPr>
+        <mc:AlternateContent>
+          <mc:Choice Requires="wps">
+            <w:drawing>
+              <wp:anchor distT="0" distB="0" distL="114300" distR="114300" behindDoc="0" locked="0" layoutInCell="1" simplePos="0" relativeHeight="251660288" allowOverlap="1" hidden="0">
+                <wp:simplePos x="0" y="0"/>
+                <wp:positionH relativeFrom="column">
+                  <wp:posOffset>4598672</wp:posOffset>
+                </wp:positionH>
+                <wp:positionV relativeFrom="paragraph">
+                  <wp:posOffset>4295611</wp:posOffset>
+                </wp:positionV>
+                <wp:extent cx="701039" cy="274320"/>
+                <wp:effectExtent l="6350" t="6350" r="6350" b="6350"/>
+                <wp:wrapNone/>
+                <wp:docPr id="1037" name="shape1037" hidden="0"/>
+                <wp:cNvGraphicFramePr>
+                  <a:graphicFrameLocks xmlns:a="http://schemas.openxmlformats.org/drawingml/2006/main"/>
+                </wp:cNvGraphicFramePr>
+                <a:graphic xmlns:a="http://schemas.openxmlformats.org/drawingml/2006/main">
+                  <a:graphicData uri="http://schemas.microsoft.com/office/word/2010/wordprocessingShape">
+                    <wps:wsp>
+                      <wps:cNvSpPr>
+                        <a:spLocks/>
+                      </wps:cNvSpPr>
+                      <wps:spPr>
+                        <a:xfrm>
+                          <a:off x="0" y="0"/>
+                          <a:ext cx="701039" cy="274320"/>
+                        </a:xfrm>
+                        <a:prstGeom prst="rect">
+                          <a:avLst/>
+                        </a:prstGeom>
+                        <a:solidFill>
+                          <a:schemeClr val="lt1">
+                            <a:alpha val="100000"/>
+                          </a:schemeClr>
+                        </a:solidFill>
+                        <a:ln>
+                          <a:solidFill>
+                            <a:schemeClr val="lt1">
+                              <a:alpha val="100000"/>
+                            </a:schemeClr>
+                          </a:solidFill>
+                        </a:ln>
+                      </wps:spPr>
+                      <wps:style>
+                        <a:lnRef idx="2">
+                          <a:schemeClr val="accent1">
+                            <a:shade val="50000"/>
+                          </a:schemeClr>
+                        </a:lnRef>
+                        <a:fillRef idx="1">
+                          <a:schemeClr val="accent1"/>
+                        </a:fillRef>
+                        <a:effectRef idx="0">
+                          <a:schemeClr val="accent1"/>
+                        </a:effectRef>
+                        <a:fontRef idx="minor">
+                          <a:schemeClr val="lt1"/>
+                        </a:fontRef>
+                      </wps:style>
+                      <wps:bodyPr rot="0" vert="horz" wrap="square" lIns="91440" tIns="45720" rIns="91440" bIns="45720" anchor="ctr">
+                        <a:noAutofit/>
+                      </wps:bodyPr>
+                    </wps:wsp>
+                  </a:graphicData>
+                </a:graphic>
+              </wp:anchor>
+            </w:drawing>
+          </mc:Choice>
+          <mc:Fallback>
+            <w:pict>
+              <v:rect id="1037" style="position:absolute;margin-left:362.1pt;margin-top:338.237pt;width:55.2pt;height:21.6pt;mso-position-horizontal-relative:column;mso-position-vertical-relative:line;v-text-anchor:middle;mso-wrap-style:square;z-index:251660288" o:allowincell="t" filled="t" fillcolor="#ffffff" stroked="t" strokecolor="#ffffff" strokeweight="0.75pt">
+                <v:stroke joinstyle="round"/>
+              </v:rect>
+            </w:pict>
+          </mc:Fallback>
+        </mc:AlternateContent>
+      </w:r>
+      <w:r>
+        <w:rPr>
+          <w:lang w:eastAsia="ko-KR"/>
+          <w:rFonts w:hint="eastAsia"/>
+          <w:b/>
+          <w:bCs/>
+          <w:sz w:val="28"/>
+          <w:szCs w:val="28"/>
+          <w:rtl w:val="off"/>
+        </w:rPr>
         <w:drawing>
           <wp:inline distT="0" distB="0" distL="0" distR="0">
             <wp:extent cx="5396730" cy="8189565"/>
@@ -1231,22 +1320,22 @@
     <w:lsdException w:name="index 7" w:semiHidden="1" w:unhideWhenUsed="1"/>
     <w:lsdException w:name="index 8" w:semiHidden="1" w:unhideWhenUsed="1"/>
     <w:lsdException w:name="index 9" w:semiHidden="1" w:unhideWhenUsed="1"/>
-    <w:lsdException w:name="toc 1" w:semiHidden="1" w:uiPriority="309" w:unhideWhenUsed="1"/>
-    <w:lsdException w:name="toc 2" w:semiHidden="1" w:uiPriority="309" w:unhideWhenUsed="1"/>
-    <w:lsdException w:name="toc 3" w:semiHidden="1" w:uiPriority="309" w:unhideWhenUsed="1"/>
-    <w:lsdException w:name="toc 4" w:semiHidden="1" w:uiPriority="309" w:unhideWhenUsed="1"/>
-    <w:lsdException w:name="toc 5" w:semiHidden="1" w:uiPriority="309" w:unhideWhenUsed="1"/>
-    <w:lsdException w:name="toc 6" w:semiHidden="1" w:uiPriority="309" w:unhideWhenUsed="1"/>
-    <w:lsdException w:name="toc 7" w:semiHidden="1" w:uiPriority="309" w:unhideWhenUsed="1"/>
-    <w:lsdException w:name="toc 8" w:semiHidden="1" w:uiPriority="309" w:unhideWhenUsed="1"/>
-    <w:lsdException w:name="toc 9" w:semiHidden="1" w:uiPriority="309" w:unhideWhenUsed="1"/>
+    <w:lsdException w:name="toc 1" w:semiHidden="1" w:uiPriority="777" w:unhideWhenUsed="1"/>
+    <w:lsdException w:name="toc 2" w:semiHidden="1" w:uiPriority="777" w:unhideWhenUsed="1"/>
+    <w:lsdException w:name="toc 3" w:semiHidden="1" w:uiPriority="777" w:unhideWhenUsed="1"/>
+    <w:lsdException w:name="toc 4" w:semiHidden="1" w:uiPriority="777" w:unhideWhenUsed="1"/>
+    <w:lsdException w:name="toc 5" w:semiHidden="1" w:uiPriority="777" w:unhideWhenUsed="1"/>
+    <w:lsdException w:name="toc 6" w:semiHidden="1" w:uiPriority="777" w:unhideWhenUsed="1"/>
+    <w:lsdException w:name="toc 7" w:semiHidden="1" w:uiPriority="777" w:unhideWhenUsed="1"/>
+    <w:lsdException w:name="toc 8" w:semiHidden="1" w:uiPriority="777" w:unhideWhenUsed="1"/>
+    <w:lsdException w:name="toc 9" w:semiHidden="1" w:uiPriority="777" w:unhideWhenUsed="1"/>
     <w:lsdException w:name="Normal Indent" w:semiHidden="1" w:unhideWhenUsed="1"/>
     <w:lsdException w:name="footnote text" w:semiHidden="1" w:unhideWhenUsed="1"/>
     <w:lsdException w:name="annotation text" w:semiHidden="1" w:unhideWhenUsed="1"/>
     <w:lsdException w:name="header" w:semiHidden="1" w:unhideWhenUsed="1"/>
     <w:lsdException w:name="footer" w:semiHidden="1" w:unhideWhenUsed="1"/>
     <w:lsdException w:name="index heading" w:semiHidden="1" w:unhideWhenUsed="1"/>
-    <w:lsdException w:name="caption" w:semiHidden="1" w:uiPriority="305" w:unhideWhenUsed="1" w:qFormat="1"/>
+    <w:lsdException w:name="caption" w:semiHidden="1" w:uiPriority="773" w:unhideWhenUsed="1" w:qFormat="1"/>
     <w:lsdException w:name="table of figures" w:semiHidden="1" w:unhideWhenUsed="1"/>
     <w:lsdException w:name="envelope address" w:semiHidden="1" w:unhideWhenUsed="1"/>
     <w:lsdException w:name="envelope return" w:semiHidden="1" w:unhideWhenUsed="1"/>
@@ -1274,7 +1363,7 @@
     <w:lsdException w:name="List Number 3" w:semiHidden="1" w:unhideWhenUsed="1"/>
     <w:lsdException w:name="List Number 4" w:semiHidden="1" w:unhideWhenUsed="1"/>
     <w:lsdException w:name="List Number 5" w:semiHidden="1" w:unhideWhenUsed="1"/>
-    <w:lsdException w:name="Title" w:uiPriority="52" w:qFormat="1"/>
+    <w:lsdException w:name="Title" w:uiPriority="82" w:qFormat="1"/>
     <w:lsdException w:name="Closing" w:semiHidden="1" w:unhideWhenUsed="1"/>
     <w:lsdException w:name="Signature" w:semiHidden="1" w:unhideWhenUsed="1"/>
     <w:lsdException w:name="Default Paragraph Font" w:semiHidden="1" w:uiPriority="1" w:unhideWhenUsed="1"/>
@@ -1286,7 +1375,7 @@
     <w:lsdException w:name="List Continue 4" w:semiHidden="1" w:unhideWhenUsed="1"/>
     <w:lsdException w:name="List Continue 5" w:semiHidden="1" w:unhideWhenUsed="1"/>
     <w:lsdException w:name="Message Header" w:semiHidden="1" w:unhideWhenUsed="1"/>
-    <w:lsdException w:name="Subtitle" w:uiPriority="53" w:qFormat="1"/>
+    <w:lsdException w:name="Subtitle" w:uiPriority="83" w:qFormat="1"/>
     <w:lsdException w:name="Salutation" w:semiHidden="1" w:unhideWhenUsed="1"/>
     <w:lsdException w:name="Date" w:semiHidden="1" w:unhideWhenUsed="1"/>
     <w:lsdException w:name="Body Text First Indent" w:semiHidden="1" w:unhideWhenUsed="1"/>
@@ -1299,8 +1388,8 @@
     <w:lsdException w:name="Block Text" w:semiHidden="1" w:unhideWhenUsed="1"/>
     <w:lsdException w:name="Hyperlink" w:semiHidden="1" w:unhideWhenUsed="1"/>
     <w:lsdException w:name="FollowedHyperlink" w:semiHidden="1" w:unhideWhenUsed="1"/>
-    <w:lsdException w:name="Strong" w:uiPriority="130" w:qFormat="1"/>
-    <w:lsdException w:name="Emphasis" w:uiPriority="128" w:qFormat="1"/>
+    <w:lsdException w:name="Strong" w:uiPriority="304" w:qFormat="1"/>
+    <w:lsdException w:name="Emphasis" w:uiPriority="296" w:qFormat="1"/>
     <w:lsdException w:name="Document Map" w:semiHidden="1" w:unhideWhenUsed="1"/>
     <w:lsdException w:name="Plain Text" w:semiHidden="1" w:unhideWhenUsed="1"/>
     <w:lsdException w:name="E-mail Signature" w:semiHidden="1" w:unhideWhenUsed="1"/>
@@ -1366,223 +1455,223 @@
     <w:lsdException w:name="Table Web 2" w:semiHidden="1" w:unhideWhenUsed="1"/>
     <w:lsdException w:name="Table Web 3" w:semiHidden="1" w:unhideWhenUsed="1"/>
     <w:lsdException w:name="Balloon Text" w:semiHidden="1" w:unhideWhenUsed="1"/>
-    <w:lsdException w:name="Table Grid" w:uiPriority="309"/>
+    <w:lsdException w:name="Table Grid" w:uiPriority="777"/>
     <w:lsdException w:name="Table Theme" w:semiHidden="1" w:unhideWhenUsed="1"/>
     <w:lsdException w:name="Placeholder Text" w:semiHidden="1"/>
     <w:lsdException w:name="No Spacing" w:uiPriority="1" w:qFormat="1"/>
-    <w:lsdException w:name="Light Shading" w:uiPriority="822"/>
-    <w:lsdException w:name="Light List" w:uiPriority="823"/>
-    <w:lsdException w:name="Light Grid" w:uiPriority="824"/>
-    <w:lsdException w:name="Medium Shading 1" w:uiPriority="825"/>
-    <w:lsdException w:name="Medium Shading 2" w:uiPriority="1432"/>
-    <w:lsdException w:name="Medium List 1" w:uiPriority="1433"/>
-    <w:lsdException w:name="Medium List 2" w:uiPriority="1536"/>
-    <w:lsdException w:name="Medium Grid 1" w:uiPriority="1537"/>
-    <w:lsdException w:name="Medium Grid 2" w:uiPriority="1544"/>
-    <w:lsdException w:name="Medium Grid 3" w:uiPriority="1545"/>
-    <w:lsdException w:name="Dark List" w:uiPriority="1576"/>
-    <w:lsdException w:name="Colorful Shading" w:uiPriority="1577"/>
-    <w:lsdException w:name="Colorful List" w:uiPriority="1584"/>
-    <w:lsdException w:name="Colorful Grid" w:uiPriority="1585"/>
-    <w:lsdException w:name="Light Shading Accent 1" w:uiPriority="822"/>
-    <w:lsdException w:name="Light List Accent 1" w:uiPriority="823"/>
-    <w:lsdException w:name="Light Grid Accent 1" w:uiPriority="824"/>
-    <w:lsdException w:name="Medium Shading 1 Accent 1" w:uiPriority="825"/>
-    <w:lsdException w:name="Medium Shading 2 Accent 1" w:uiPriority="1432"/>
-    <w:lsdException w:name="Medium List 1 Accent 1" w:uiPriority="1433"/>
+    <w:lsdException w:name="Light Shading" w:uiPriority="2082"/>
+    <w:lsdException w:name="Light List" w:uiPriority="2083"/>
+    <w:lsdException w:name="Light Grid" w:uiPriority="2084"/>
+    <w:lsdException w:name="Medium Shading 1" w:uiPriority="2085"/>
+    <w:lsdException w:name="Medium Shading 2" w:uiPriority="5170"/>
+    <w:lsdException w:name="Medium List 1" w:uiPriority="5171"/>
+    <w:lsdException w:name="Medium List 2" w:uiPriority="5430"/>
+    <w:lsdException w:name="Medium Grid 1" w:uiPriority="5431"/>
+    <w:lsdException w:name="Medium Grid 2" w:uiPriority="5444"/>
+    <w:lsdException w:name="Medium Grid 3" w:uiPriority="5445"/>
+    <w:lsdException w:name="Dark List" w:uiPriority="5494"/>
+    <w:lsdException w:name="Colorful Shading" w:uiPriority="5495"/>
+    <w:lsdException w:name="Colorful List" w:uiPriority="5508"/>
+    <w:lsdException w:name="Colorful Grid" w:uiPriority="5509"/>
+    <w:lsdException w:name="Light Shading Accent 1" w:uiPriority="2082"/>
+    <w:lsdException w:name="Light List Accent 1" w:uiPriority="2083"/>
+    <w:lsdException w:name="Light Grid Accent 1" w:uiPriority="2084"/>
+    <w:lsdException w:name="Medium Shading 1 Accent 1" w:uiPriority="2085"/>
+    <w:lsdException w:name="Medium Shading 2 Accent 1" w:uiPriority="5170"/>
+    <w:lsdException w:name="Medium List 1 Accent 1" w:uiPriority="5171"/>
     <w:lsdException w:name="Revision" w:semiHidden="1"/>
-    <w:lsdException w:name="List Paragraph" w:uiPriority="304" w:qFormat="1"/>
-    <w:lsdException w:name="Quote" w:uiPriority="257" w:qFormat="1"/>
-    <w:lsdException w:name="Intense Quote" w:uiPriority="276" w:qFormat="1"/>
-    <w:lsdException w:name="Medium List 2 Accent 1" w:uiPriority="1536"/>
-    <w:lsdException w:name="Medium Grid 1 Accent 1" w:uiPriority="1537"/>
-    <w:lsdException w:name="Medium Grid 2 Accent 1" w:uiPriority="1544"/>
-    <w:lsdException w:name="Medium Grid 3 Accent 1" w:uiPriority="1545"/>
-    <w:lsdException w:name="Dark List Accent 1" w:uiPriority="1576"/>
-    <w:lsdException w:name="Colorful Shading Accent 1" w:uiPriority="1577"/>
-    <w:lsdException w:name="Colorful List Accent 1" w:uiPriority="1584"/>
-    <w:lsdException w:name="Colorful Grid Accent 1" w:uiPriority="1585"/>
-    <w:lsdException w:name="Light Shading Accent 2" w:uiPriority="822"/>
-    <w:lsdException w:name="Light List Accent 2" w:uiPriority="823"/>
-    <w:lsdException w:name="Light Grid Accent 2" w:uiPriority="824"/>
-    <w:lsdException w:name="Medium Shading 1 Accent 2" w:uiPriority="825"/>
-    <w:lsdException w:name="Medium Shading 2 Accent 2" w:uiPriority="1432"/>
-    <w:lsdException w:name="Medium List 1 Accent 2" w:uiPriority="1433"/>
-    <w:lsdException w:name="Medium List 2 Accent 2" w:uiPriority="1536"/>
-    <w:lsdException w:name="Medium Grid 1 Accent 2" w:uiPriority="1537"/>
-    <w:lsdException w:name="Medium Grid 2 Accent 2" w:uiPriority="1544"/>
-    <w:lsdException w:name="Medium Grid 3 Accent 2" w:uiPriority="1545"/>
-    <w:lsdException w:name="Dark List Accent 2" w:uiPriority="1576"/>
-    <w:lsdException w:name="Colorful Shading Accent 2" w:uiPriority="1577"/>
-    <w:lsdException w:name="Colorful List Accent 2" w:uiPriority="1584"/>
-    <w:lsdException w:name="Colorful Grid Accent 2" w:uiPriority="1585"/>
-    <w:lsdException w:name="Light Shading Accent 3" w:uiPriority="822"/>
-    <w:lsdException w:name="Light List Accent 3" w:uiPriority="823"/>
-    <w:lsdException w:name="Light Grid Accent 3" w:uiPriority="824"/>
-    <w:lsdException w:name="Medium Shading 1 Accent 3" w:uiPriority="825"/>
-    <w:lsdException w:name="Medium Shading 2 Accent 3" w:uiPriority="1432"/>
-    <w:lsdException w:name="Medium List 1 Accent 3" w:uiPriority="1433"/>
-    <w:lsdException w:name="Medium List 2 Accent 3" w:uiPriority="1536"/>
-    <w:lsdException w:name="Medium Grid 1 Accent 3" w:uiPriority="1537"/>
-    <w:lsdException w:name="Medium Grid 2 Accent 3" w:uiPriority="1544"/>
-    <w:lsdException w:name="Medium Grid 3 Accent 3" w:uiPriority="1545"/>
-    <w:lsdException w:name="Dark List Accent 3" w:uiPriority="1576"/>
-    <w:lsdException w:name="Colorful Shading Accent 3" w:uiPriority="1577"/>
-    <w:lsdException w:name="Colorful List Accent 3" w:uiPriority="1584"/>
-    <w:lsdException w:name="Colorful Grid Accent 3" w:uiPriority="1585"/>
-    <w:lsdException w:name="Light Shading Accent 4" w:uiPriority="822"/>
-    <w:lsdException w:name="Light List Accent 4" w:uiPriority="823"/>
-    <w:lsdException w:name="Light Grid Accent 4" w:uiPriority="824"/>
-    <w:lsdException w:name="Medium Shading 1 Accent 4" w:uiPriority="825"/>
-    <w:lsdException w:name="Medium Shading 2 Accent 4" w:uiPriority="1432"/>
-    <w:lsdException w:name="Medium List 1 Accent 4" w:uiPriority="1433"/>
-    <w:lsdException w:name="Medium List 2 Accent 4" w:uiPriority="1536"/>
-    <w:lsdException w:name="Medium Grid 1 Accent 4" w:uiPriority="1537"/>
-    <w:lsdException w:name="Medium Grid 2 Accent 4" w:uiPriority="1544"/>
-    <w:lsdException w:name="Medium Grid 3 Accent 4" w:uiPriority="1545"/>
-    <w:lsdException w:name="Dark List Accent 4" w:uiPriority="1576"/>
-    <w:lsdException w:name="Colorful Shading Accent 4" w:uiPriority="1577"/>
-    <w:lsdException w:name="Colorful List Accent 4" w:uiPriority="1584"/>
-    <w:lsdException w:name="Colorful Grid Accent 4" w:uiPriority="1585"/>
-    <w:lsdException w:name="Light Shading Accent 5" w:uiPriority="822"/>
-    <w:lsdException w:name="Light List Accent 5" w:uiPriority="823"/>
-    <w:lsdException w:name="Light Grid Accent 5" w:uiPriority="824"/>
-    <w:lsdException w:name="Medium Shading 1 Accent 5" w:uiPriority="825"/>
-    <w:lsdException w:name="Medium Shading 2 Accent 5" w:uiPriority="1432"/>
-    <w:lsdException w:name="Medium List 1 Accent 5" w:uiPriority="1433"/>
-    <w:lsdException w:name="Medium List 2 Accent 5" w:uiPriority="1536"/>
-    <w:lsdException w:name="Medium Grid 1 Accent 5" w:uiPriority="1537"/>
-    <w:lsdException w:name="Medium Grid 2 Accent 5" w:uiPriority="1544"/>
-    <w:lsdException w:name="Medium Grid 3 Accent 5" w:uiPriority="1545"/>
-    <w:lsdException w:name="Dark List Accent 5" w:uiPriority="1576"/>
-    <w:lsdException w:name="Colorful Shading Accent 5" w:uiPriority="1577"/>
-    <w:lsdException w:name="Colorful List Accent 5" w:uiPriority="1584"/>
-    <w:lsdException w:name="Colorful Grid Accent 5" w:uiPriority="1585"/>
-    <w:lsdException w:name="Light Shading Accent 6" w:uiPriority="822"/>
-    <w:lsdException w:name="Light List Accent 6" w:uiPriority="823"/>
-    <w:lsdException w:name="Light Grid Accent 6" w:uiPriority="824"/>
-    <w:lsdException w:name="Medium Shading 1 Accent 6" w:uiPriority="825"/>
-    <w:lsdException w:name="Medium Shading 2 Accent 6" w:uiPriority="1432"/>
-    <w:lsdException w:name="Medium List 1 Accent 6" w:uiPriority="1433"/>
-    <w:lsdException w:name="Medium List 2 Accent 6" w:uiPriority="1536"/>
-    <w:lsdException w:name="Medium Grid 1 Accent 6" w:uiPriority="1537"/>
-    <w:lsdException w:name="Medium Grid 2 Accent 6" w:uiPriority="1544"/>
-    <w:lsdException w:name="Medium Grid 3 Accent 6" w:uiPriority="1545"/>
-    <w:lsdException w:name="Dark List Accent 6" w:uiPriority="1576"/>
-    <w:lsdException w:name="Colorful Shading Accent 6" w:uiPriority="1577"/>
-    <w:lsdException w:name="Colorful List Accent 6" w:uiPriority="1584"/>
-    <w:lsdException w:name="Colorful Grid Accent 6" w:uiPriority="1585"/>
-    <w:lsdException w:name="Subtle Emphasis" w:uiPriority="85" w:qFormat="1"/>
-    <w:lsdException w:name="Intense Emphasis" w:uiPriority="129" w:qFormat="1"/>
-    <w:lsdException w:name="Subtle Reference" w:uiPriority="277" w:qFormat="1"/>
-    <w:lsdException w:name="Intense Reference" w:uiPriority="296" w:qFormat="1"/>
-    <w:lsdException w:name="Book Title" w:uiPriority="297" w:qFormat="1"/>
-    <w:lsdException w:name="Bibliography" w:semiHidden="1" w:uiPriority="307" w:unhideWhenUsed="1"/>
-    <w:lsdException w:name="TOC Heading" w:semiHidden="1" w:uiPriority="309" w:unhideWhenUsed="1" w:qFormat="1"/>
-    <w:lsdException w:name="Plain Table 1" w:uiPriority="599"/>
-    <w:lsdException w:name="Plain Table 2" w:uiPriority="600"/>
-    <w:lsdException w:name="Plain Table 3" w:uiPriority="601"/>
-    <w:lsdException w:name="Plain Table 4" w:uiPriority="608"/>
-    <w:lsdException w:name="Plain Table 5" w:uiPriority="609"/>
-    <w:lsdException w:name="Grid Table Light" w:uiPriority="598"/>
-    <w:lsdException w:name="Grid Table 1 Light" w:uiPriority="628"/>
-    <w:lsdException w:name="Grid Table 2" w:uiPriority="629"/>
-    <w:lsdException w:name="Grid Table 3" w:uiPriority="630"/>
-    <w:lsdException w:name="Grid Table 4" w:uiPriority="631"/>
-    <w:lsdException w:name="Grid Table 5 Dark" w:uiPriority="662"/>
-    <w:lsdException w:name="Grid Table 6 Colorful" w:uiPriority="663"/>
-    <w:lsdException w:name="Grid Table 7 Colorful" w:uiPriority="772"/>
-    <w:lsdException w:name="Grid Table 1 Light Accent 1" w:uiPriority="628"/>
-    <w:lsdException w:name="Grid Table 2 Accent 1" w:uiPriority="629"/>
-    <w:lsdException w:name="Grid Table 3 Accent 1" w:uiPriority="630"/>
-    <w:lsdException w:name="Grid Table 4 Accent 1" w:uiPriority="631"/>
-    <w:lsdException w:name="Grid Table 5 Dark Accent 1" w:uiPriority="662"/>
-    <w:lsdException w:name="Grid Table 6 Colorful Accent 1" w:uiPriority="663"/>
-    <w:lsdException w:name="Grid Table 7 Colorful Accent 1" w:uiPriority="772"/>
-    <w:lsdException w:name="Grid Table 1 Light Accent 2" w:uiPriority="628"/>
-    <w:lsdException w:name="Grid Table 2 Accent 2" w:uiPriority="629"/>
-    <w:lsdException w:name="Grid Table 3 Accent 2" w:uiPriority="630"/>
-    <w:lsdException w:name="Grid Table 4 Accent 2" w:uiPriority="631"/>
-    <w:lsdException w:name="Grid Table 5 Dark Accent 2" w:uiPriority="662"/>
-    <w:lsdException w:name="Grid Table 6 Colorful Accent 2" w:uiPriority="663"/>
-    <w:lsdException w:name="Grid Table 7 Colorful Accent 2" w:uiPriority="772"/>
-    <w:lsdException w:name="Grid Table 1 Light Accent 3" w:uiPriority="628"/>
-    <w:lsdException w:name="Grid Table 2 Accent 3" w:uiPriority="629"/>
-    <w:lsdException w:name="Grid Table 3 Accent 3" w:uiPriority="630"/>
-    <w:lsdException w:name="Grid Table 4 Accent 3" w:uiPriority="631"/>
-    <w:lsdException w:name="Grid Table 5 Dark Accent 3" w:uiPriority="662"/>
-    <w:lsdException w:name="Grid Table 6 Colorful Accent 3" w:uiPriority="663"/>
-    <w:lsdException w:name="Grid Table 7 Colorful Accent 3" w:uiPriority="772"/>
-    <w:lsdException w:name="Grid Table 1 Light Accent 4" w:uiPriority="628"/>
-    <w:lsdException w:name="Grid Table 2 Accent 4" w:uiPriority="629"/>
-    <w:lsdException w:name="Grid Table 3 Accent 4" w:uiPriority="630"/>
-    <w:lsdException w:name="Grid Table 4 Accent 4" w:uiPriority="631"/>
-    <w:lsdException w:name="Grid Table 5 Dark Accent 4" w:uiPriority="662"/>
-    <w:lsdException w:name="Grid Table 6 Colorful Accent 4" w:uiPriority="663"/>
-    <w:lsdException w:name="Grid Table 7 Colorful Accent 4" w:uiPriority="772"/>
-    <w:lsdException w:name="Grid Table 1 Light Accent 5" w:uiPriority="628"/>
-    <w:lsdException w:name="Grid Table 2 Accent 5" w:uiPriority="629"/>
-    <w:lsdException w:name="Grid Table 3 Accent 5" w:uiPriority="630"/>
-    <w:lsdException w:name="Grid Table 4 Accent 5" w:uiPriority="631"/>
-    <w:lsdException w:name="Grid Table 5 Dark Accent 5" w:uiPriority="662"/>
-    <w:lsdException w:name="Grid Table 6 Colorful Accent 5" w:uiPriority="663"/>
-    <w:lsdException w:name="Grid Table 7 Colorful Accent 5" w:uiPriority="772"/>
-    <w:lsdException w:name="Grid Table 1 Light Accent 6" w:uiPriority="628"/>
-    <w:lsdException w:name="Grid Table 2 Accent 6" w:uiPriority="629"/>
-    <w:lsdException w:name="Grid Table 3 Accent 6" w:uiPriority="630"/>
-    <w:lsdException w:name="Grid Table 4 Accent 6" w:uiPriority="631"/>
-    <w:lsdException w:name="Grid Table 5 Dark Accent 6" w:uiPriority="662"/>
-    <w:lsdException w:name="Grid Table 6 Colorful Accent 6" w:uiPriority="663"/>
-    <w:lsdException w:name="Grid Table 7 Colorful Accent 6" w:uiPriority="772"/>
-    <w:lsdException w:name="List Table 1 Light" w:uiPriority="628"/>
-    <w:lsdException w:name="List Table 2" w:uiPriority="629"/>
-    <w:lsdException w:name="List Table 3" w:uiPriority="630"/>
-    <w:lsdException w:name="List Table 4" w:uiPriority="631"/>
-    <w:lsdException w:name="List Table 5 Dark" w:uiPriority="662"/>
-    <w:lsdException w:name="List Table 6 Colorful" w:uiPriority="663"/>
-    <w:lsdException w:name="List Table 7 Colorful" w:uiPriority="772"/>
-    <w:lsdException w:name="List Table 1 Light Accent 1" w:uiPriority="628"/>
-    <w:lsdException w:name="List Table 2 Accent 1" w:uiPriority="629"/>
-    <w:lsdException w:name="List Table 3 Accent 1" w:uiPriority="630"/>
-    <w:lsdException w:name="List Table 4 Accent 1" w:uiPriority="631"/>
-    <w:lsdException w:name="List Table 5 Dark Accent 1" w:uiPriority="662"/>
-    <w:lsdException w:name="List Table 6 Colorful Accent 1" w:uiPriority="663"/>
-    <w:lsdException w:name="List Table 7 Colorful Accent 1" w:uiPriority="772"/>
-    <w:lsdException w:name="List Table 1 Light Accent 2" w:uiPriority="628"/>
-    <w:lsdException w:name="List Table 2 Accent 2" w:uiPriority="629"/>
-    <w:lsdException w:name="List Table 3 Accent 2" w:uiPriority="630"/>
-    <w:lsdException w:name="List Table 4 Accent 2" w:uiPriority="631"/>
-    <w:lsdException w:name="List Table 5 Dark Accent 2" w:uiPriority="662"/>
-    <w:lsdException w:name="List Table 6 Colorful Accent 2" w:uiPriority="663"/>
-    <w:lsdException w:name="List Table 7 Colorful Accent 2" w:uiPriority="772"/>
-    <w:lsdException w:name="List Table 1 Light Accent 3" w:uiPriority="628"/>
-    <w:lsdException w:name="List Table 2 Accent 3" w:uiPriority="629"/>
-    <w:lsdException w:name="List Table 3 Accent 3" w:uiPriority="630"/>
-    <w:lsdException w:name="List Table 4 Accent 3" w:uiPriority="631"/>
-    <w:lsdException w:name="List Table 5 Dark Accent 3" w:uiPriority="662"/>
-    <w:lsdException w:name="List Table 6 Colorful Accent 3" w:uiPriority="663"/>
-    <w:lsdException w:name="List Table 7 Colorful Accent 3" w:uiPriority="772"/>
-    <w:lsdException w:name="List Table 1 Light Accent 4" w:uiPriority="628"/>
-    <w:lsdException w:name="List Table 2 Accent 4" w:uiPriority="629"/>
-    <w:lsdException w:name="List Table 3 Accent 4" w:uiPriority="630"/>
-    <w:lsdException w:name="List Table 4 Accent 4" w:uiPriority="631"/>
-    <w:lsdException w:name="List Table 5 Dark Accent 4" w:uiPriority="662"/>
-    <w:lsdException w:name="List Table 6 Colorful Accent 4" w:uiPriority="663"/>
-    <w:lsdException w:name="List Table 7 Colorful Accent 4" w:uiPriority="772"/>
-    <w:lsdException w:name="List Table 1 Light Accent 5" w:uiPriority="628"/>
-    <w:lsdException w:name="List Table 2 Accent 5" w:uiPriority="629"/>
-    <w:lsdException w:name="List Table 3 Accent 5" w:uiPriority="630"/>
-    <w:lsdException w:name="List Table 4 Accent 5" w:uiPriority="631"/>
-    <w:lsdException w:name="List Table 5 Dark Accent 5" w:uiPriority="662"/>
-    <w:lsdException w:name="List Table 6 Colorful Accent 5" w:uiPriority="663"/>
-    <w:lsdException w:name="List Table 7 Colorful Accent 5" w:uiPriority="772"/>
-    <w:lsdException w:name="List Table 1 Light Accent 6" w:uiPriority="628"/>
-    <w:lsdException w:name="List Table 2 Accent 6" w:uiPriority="629"/>
-    <w:lsdException w:name="List Table 3 Accent 6" w:uiPriority="630"/>
-    <w:lsdException w:name="List Table 4 Accent 6" w:uiPriority="631"/>
-    <w:lsdException w:name="List Table 5 Dark Accent 6" w:uiPriority="662"/>
-    <w:lsdException w:name="List Table 6 Colorful Accent 6" w:uiPriority="663"/>
-    <w:lsdException w:name="List Table 7 Colorful Accent 6" w:uiPriority="772"/>
+    <w:lsdException w:name="List Paragraph" w:uiPriority="772" w:qFormat="1"/>
+    <w:lsdException w:name="Quote" w:uiPriority="599" w:qFormat="1"/>
+    <w:lsdException w:name="Intense Quote" w:uiPriority="630" w:qFormat="1"/>
+    <w:lsdException w:name="Medium List 2 Accent 1" w:uiPriority="5430"/>
+    <w:lsdException w:name="Medium Grid 1 Accent 1" w:uiPriority="5431"/>
+    <w:lsdException w:name="Medium Grid 2 Accent 1" w:uiPriority="5444"/>
+    <w:lsdException w:name="Medium Grid 3 Accent 1" w:uiPriority="5445"/>
+    <w:lsdException w:name="Dark List Accent 1" w:uiPriority="5494"/>
+    <w:lsdException w:name="Colorful Shading Accent 1" w:uiPriority="5495"/>
+    <w:lsdException w:name="Colorful List Accent 1" w:uiPriority="5508"/>
+    <w:lsdException w:name="Colorful Grid Accent 1" w:uiPriority="5509"/>
+    <w:lsdException w:name="Light Shading Accent 2" w:uiPriority="2082"/>
+    <w:lsdException w:name="Light List Accent 2" w:uiPriority="2083"/>
+    <w:lsdException w:name="Light Grid Accent 2" w:uiPriority="2084"/>
+    <w:lsdException w:name="Medium Shading 1 Accent 2" w:uiPriority="2085"/>
+    <w:lsdException w:name="Medium Shading 2 Accent 2" w:uiPriority="5170"/>
+    <w:lsdException w:name="Medium List 1 Accent 2" w:uiPriority="5171"/>
+    <w:lsdException w:name="Medium List 2 Accent 2" w:uiPriority="5430"/>
+    <w:lsdException w:name="Medium Grid 1 Accent 2" w:uiPriority="5431"/>
+    <w:lsdException w:name="Medium Grid 2 Accent 2" w:uiPriority="5444"/>
+    <w:lsdException w:name="Medium Grid 3 Accent 2" w:uiPriority="5445"/>
+    <w:lsdException w:name="Dark List Accent 2" w:uiPriority="5494"/>
+    <w:lsdException w:name="Colorful Shading Accent 2" w:uiPriority="5495"/>
+    <w:lsdException w:name="Colorful List Accent 2" w:uiPriority="5508"/>
+    <w:lsdException w:name="Colorful Grid Accent 2" w:uiPriority="5509"/>
+    <w:lsdException w:name="Light Shading Accent 3" w:uiPriority="2082"/>
+    <w:lsdException w:name="Light List Accent 3" w:uiPriority="2083"/>
+    <w:lsdException w:name="Light Grid Accent 3" w:uiPriority="2084"/>
+    <w:lsdException w:name="Medium Shading 1 Accent 3" w:uiPriority="2085"/>
+    <w:lsdException w:name="Medium Shading 2 Accent 3" w:uiPriority="5170"/>
+    <w:lsdException w:name="Medium List 1 Accent 3" w:uiPriority="5171"/>
+    <w:lsdException w:name="Medium List 2 Accent 3" w:uiPriority="5430"/>
+    <w:lsdException w:name="Medium Grid 1 Accent 3" w:uiPriority="5431"/>
+    <w:lsdException w:name="Medium Grid 2 Accent 3" w:uiPriority="5444"/>
+    <w:lsdException w:name="Medium Grid 3 Accent 3" w:uiPriority="5445"/>
+    <w:lsdException w:name="Dark List Accent 3" w:uiPriority="5494"/>
+    <w:lsdException w:name="Colorful Shading Accent 3" w:uiPriority="5495"/>
+    <w:lsdException w:name="Colorful List Accent 3" w:uiPriority="5508"/>
+    <w:lsdException w:name="Colorful Grid Accent 3" w:uiPriority="5509"/>
+    <w:lsdException w:name="Light Shading Accent 4" w:uiPriority="2082"/>
+    <w:lsdException w:name="Light List Accent 4" w:uiPriority="2083"/>
+    <w:lsdException w:name="Light Grid Accent 4" w:uiPriority="2084"/>
+    <w:lsdException w:name="Medium Shading 1 Accent 4" w:uiPriority="2085"/>
+    <w:lsdException w:name="Medium Shading 2 Accent 4" w:uiPriority="5170"/>
+    <w:lsdException w:name="Medium List 1 Accent 4" w:uiPriority="5171"/>
+    <w:lsdException w:name="Medium List 2 Accent 4" w:uiPriority="5430"/>
+    <w:lsdException w:name="Medium Grid 1 Accent 4" w:uiPriority="5431"/>
+    <w:lsdException w:name="Medium Grid 2 Accent 4" w:uiPriority="5444"/>
+    <w:lsdException w:name="Medium Grid 3 Accent 4" w:uiPriority="5445"/>
+    <w:lsdException w:name="Dark List Accent 4" w:uiPriority="5494"/>
+    <w:lsdException w:name="Colorful Shading Accent 4" w:uiPriority="5495"/>
+    <w:lsdException w:name="Colorful List Accent 4" w:uiPriority="5508"/>
+    <w:lsdException w:name="Colorful Grid Accent 4" w:uiPriority="5509"/>
+    <w:lsdException w:name="Light Shading Accent 5" w:uiPriority="2082"/>
+    <w:lsdException w:name="Light List Accent 5" w:uiPriority="2083"/>
+    <w:lsdException w:name="Light Grid Accent 5" w:uiPriority="2084"/>
+    <w:lsdException w:name="Medium Shading 1 Accent 5" w:uiPriority="2085"/>
+    <w:lsdException w:name="Medium Shading 2 Accent 5" w:uiPriority="5170"/>
+    <w:lsdException w:name="Medium List 1 Accent 5" w:uiPriority="5171"/>
+    <w:lsdException w:name="Medium List 2 Accent 5" w:uiPriority="5430"/>
+    <w:lsdException w:name="Medium Grid 1 Accent 5" w:uiPriority="5431"/>
+    <w:lsdException w:name="Medium Grid 2 Accent 5" w:uiPriority="5444"/>
+    <w:lsdException w:name="Medium Grid 3 Accent 5" w:uiPriority="5445"/>
+    <w:lsdException w:name="Dark List Accent 5" w:uiPriority="5494"/>
+    <w:lsdException w:name="Colorful Shading Accent 5" w:uiPriority="5495"/>
+    <w:lsdException w:name="Colorful List Accent 5" w:uiPriority="5508"/>
+    <w:lsdException w:name="Colorful Grid Accent 5" w:uiPriority="5509"/>
+    <w:lsdException w:name="Light Shading Accent 6" w:uiPriority="2082"/>
+    <w:lsdException w:name="Light List Accent 6" w:uiPriority="2083"/>
+    <w:lsdException w:name="Light Grid Accent 6" w:uiPriority="2084"/>
+    <w:lsdException w:name="Medium Shading 1 Accent 6" w:uiPriority="2085"/>
+    <w:lsdException w:name="Medium Shading 2 Accent 6" w:uiPriority="5170"/>
+    <w:lsdException w:name="Medium List 1 Accent 6" w:uiPriority="5171"/>
+    <w:lsdException w:name="Medium List 2 Accent 6" w:uiPriority="5430"/>
+    <w:lsdException w:name="Medium Grid 1 Accent 6" w:uiPriority="5431"/>
+    <w:lsdException w:name="Medium Grid 2 Accent 6" w:uiPriority="5444"/>
+    <w:lsdException w:name="Medium Grid 3 Accent 6" w:uiPriority="5445"/>
+    <w:lsdException w:name="Dark List Accent 6" w:uiPriority="5494"/>
+    <w:lsdException w:name="Colorful Shading Accent 6" w:uiPriority="5495"/>
+    <w:lsdException w:name="Colorful List Accent 6" w:uiPriority="5508"/>
+    <w:lsdException w:name="Colorful Grid Accent 6" w:uiPriority="5509"/>
+    <w:lsdException w:name="Subtle Emphasis" w:uiPriority="133" w:qFormat="1"/>
+    <w:lsdException w:name="Intense Emphasis" w:uiPriority="297" w:qFormat="1"/>
+    <w:lsdException w:name="Subtle Reference" w:uiPriority="631" w:qFormat="1"/>
+    <w:lsdException w:name="Intense Reference" w:uiPriority="662" w:qFormat="1"/>
+    <w:lsdException w:name="Book Title" w:uiPriority="663" w:qFormat="1"/>
+    <w:lsdException w:name="Bibliography" w:semiHidden="1" w:uiPriority="775" w:unhideWhenUsed="1"/>
+    <w:lsdException w:name="TOC Heading" w:semiHidden="1" w:uiPriority="777" w:unhideWhenUsed="1" w:qFormat="1"/>
+    <w:lsdException w:name="Plain Table 1" w:uiPriority="1433"/>
+    <w:lsdException w:name="Plain Table 2" w:uiPriority="1536"/>
+    <w:lsdException w:name="Plain Table 3" w:uiPriority="1537"/>
+    <w:lsdException w:name="Plain Table 4" w:uiPriority="1544"/>
+    <w:lsdException w:name="Plain Table 5" w:uiPriority="1545"/>
+    <w:lsdException w:name="Grid Table Light" w:uiPriority="1432"/>
+    <w:lsdException w:name="Grid Table 1 Light" w:uiPriority="1576"/>
+    <w:lsdException w:name="Grid Table 2" w:uiPriority="1577"/>
+    <w:lsdException w:name="Grid Table 3" w:uiPriority="1584"/>
+    <w:lsdException w:name="Grid Table 4" w:uiPriority="1585"/>
+    <w:lsdException w:name="Grid Table 5 Dark" w:uiPriority="1634"/>
+    <w:lsdException w:name="Grid Table 6 Colorful" w:uiPriority="1635"/>
+    <w:lsdException w:name="Grid Table 7 Colorful" w:uiPriority="1906"/>
+    <w:lsdException w:name="Grid Table 1 Light Accent 1" w:uiPriority="1576"/>
+    <w:lsdException w:name="Grid Table 2 Accent 1" w:uiPriority="1577"/>
+    <w:lsdException w:name="Grid Table 3 Accent 1" w:uiPriority="1584"/>
+    <w:lsdException w:name="Grid Table 4 Accent 1" w:uiPriority="1585"/>
+    <w:lsdException w:name="Grid Table 5 Dark Accent 1" w:uiPriority="1634"/>
+    <w:lsdException w:name="Grid Table 6 Colorful Accent 1" w:uiPriority="1635"/>
+    <w:lsdException w:name="Grid Table 7 Colorful Accent 1" w:uiPriority="1906"/>
+    <w:lsdException w:name="Grid Table 1 Light Accent 2" w:uiPriority="1576"/>
+    <w:lsdException w:name="Grid Table 2 Accent 2" w:uiPriority="1577"/>
+    <w:lsdException w:name="Grid Table 3 Accent 2" w:uiPriority="1584"/>
+    <w:lsdException w:name="Grid Table 4 Accent 2" w:uiPriority="1585"/>
+    <w:lsdException w:name="Grid Table 5 Dark Accent 2" w:uiPriority="1634"/>
+    <w:lsdException w:name="Grid Table 6 Colorful Accent 2" w:uiPriority="1635"/>
+    <w:lsdException w:name="Grid Table 7 Colorful Accent 2" w:uiPriority="1906"/>
+    <w:lsdException w:name="Grid Table 1 Light Accent 3" w:uiPriority="1576"/>
+    <w:lsdException w:name="Grid Table 2 Accent 3" w:uiPriority="1577"/>
+    <w:lsdException w:name="Grid Table 3 Accent 3" w:uiPriority="1584"/>
+    <w:lsdException w:name="Grid Table 4 Accent 3" w:uiPriority="1585"/>
+    <w:lsdException w:name="Grid Table 5 Dark Accent 3" w:uiPriority="1634"/>
+    <w:lsdException w:name="Grid Table 6 Colorful Accent 3" w:uiPriority="1635"/>
+    <w:lsdException w:name="Grid Table 7 Colorful Accent 3" w:uiPriority="1906"/>
+    <w:lsdException w:name="Grid Table 1 Light Accent 4" w:uiPriority="1576"/>
+    <w:lsdException w:name="Grid Table 2 Accent 4" w:uiPriority="1577"/>
+    <w:lsdException w:name="Grid Table 3 Accent 4" w:uiPriority="1584"/>
+    <w:lsdException w:name="Grid Table 4 Accent 4" w:uiPriority="1585"/>
+    <w:lsdException w:name="Grid Table 5 Dark Accent 4" w:uiPriority="1634"/>
+    <w:lsdException w:name="Grid Table 6 Colorful Accent 4" w:uiPriority="1635"/>
+    <w:lsdException w:name="Grid Table 7 Colorful Accent 4" w:uiPriority="1906"/>
+    <w:lsdException w:name="Grid Table 1 Light Accent 5" w:uiPriority="1576"/>
+    <w:lsdException w:name="Grid Table 2 Accent 5" w:uiPriority="1577"/>
+    <w:lsdException w:name="Grid Table 3 Accent 5" w:uiPriority="1584"/>
+    <w:lsdException w:name="Grid Table 4 Accent 5" w:uiPriority="1585"/>
+    <w:lsdException w:name="Grid Table 5 Dark Accent 5" w:uiPriority="1634"/>
+    <w:lsdException w:name="Grid Table 6 Colorful Accent 5" w:uiPriority="1635"/>
+    <w:lsdException w:name="Grid Table 7 Colorful Accent 5" w:uiPriority="1906"/>
+    <w:lsdException w:name="Grid Table 1 Light Accent 6" w:uiPriority="1576"/>
+    <w:lsdException w:name="Grid Table 2 Accent 6" w:uiPriority="1577"/>
+    <w:lsdException w:name="Grid Table 3 Accent 6" w:uiPriority="1584"/>
+    <w:lsdException w:name="Grid Table 4 Accent 6" w:uiPriority="1585"/>
+    <w:lsdException w:name="Grid Table 5 Dark Accent 6" w:uiPriority="1634"/>
+    <w:lsdException w:name="Grid Table 6 Colorful Accent 6" w:uiPriority="1635"/>
+    <w:lsdException w:name="Grid Table 7 Colorful Accent 6" w:uiPriority="1906"/>
+    <w:lsdException w:name="List Table 1 Light" w:uiPriority="1576"/>
+    <w:lsdException w:name="List Table 2" w:uiPriority="1577"/>
+    <w:lsdException w:name="List Table 3" w:uiPriority="1584"/>
+    <w:lsdException w:name="List Table 4" w:uiPriority="1585"/>
+    <w:lsdException w:name="List Table 5 Dark" w:uiPriority="1634"/>
+    <w:lsdException w:name="List Table 6 Colorful" w:uiPriority="1635"/>
+    <w:lsdException w:name="List Table 7 Colorful" w:uiPriority="1906"/>
+    <w:lsdException w:name="List Table 1 Light Accent 1" w:uiPriority="1576"/>
+    <w:lsdException w:name="List Table 2 Accent 1" w:uiPriority="1577"/>
+    <w:lsdException w:name="List Table 3 Accent 1" w:uiPriority="1584"/>
+    <w:lsdException w:name="List Table 4 Accent 1" w:uiPriority="1585"/>
+    <w:lsdException w:name="List Table 5 Dark Accent 1" w:uiPriority="1634"/>
+    <w:lsdException w:name="List Table 6 Colorful Accent 1" w:uiPriority="1635"/>
+    <w:lsdException w:name="List Table 7 Colorful Accent 1" w:uiPriority="1906"/>
+    <w:lsdException w:name="List Table 1 Light Accent 2" w:uiPriority="1576"/>
+    <w:lsdException w:name="List Table 2 Accent 2" w:uiPriority="1577"/>
+    <w:lsdException w:name="List Table 3 Accent 2" w:uiPriority="1584"/>
+    <w:lsdException w:name="List Table 4 Accent 2" w:uiPriority="1585"/>
+    <w:lsdException w:name="List Table 5 Dark Accent 2" w:uiPriority="1634"/>
+    <w:lsdException w:name="List Table 6 Colorful Accent 2" w:uiPriority="1635"/>
+    <w:lsdException w:name="List Table 7 Colorful Accent 2" w:uiPriority="1906"/>
+    <w:lsdException w:name="List Table 1 Light Accent 3" w:uiPriority="1576"/>
+    <w:lsdException w:name="List Table 2 Accent 3" w:uiPriority="1577"/>
+    <w:lsdException w:name="List Table 3 Accent 3" w:uiPriority="1584"/>
+    <w:lsdException w:name="List Table 4 Accent 3" w:uiPriority="1585"/>
+    <w:lsdException w:name="List Table 5 Dark Accent 3" w:uiPriority="1634"/>
+    <w:lsdException w:name="List Table 6 Colorful Accent 3" w:uiPriority="1635"/>
+    <w:lsdException w:name="List Table 7 Colorful Accent 3" w:uiPriority="1906"/>
+    <w:lsdException w:name="List Table 1 Light Accent 4" w:uiPriority="1576"/>
+    <w:lsdException w:name="List Table 2 Accent 4" w:uiPriority="1577"/>
+    <w:lsdException w:name="List Table 3 Accent 4" w:uiPriority="1584"/>
+    <w:lsdException w:name="List Table 4 Accent 4" w:uiPriority="1585"/>
+    <w:lsdException w:name="List Table 5 Dark Accent 4" w:uiPriority="1634"/>
+    <w:lsdException w:name="List Table 6 Colorful Accent 4" w:uiPriority="1635"/>
+    <w:lsdException w:name="List Table 7 Colorful Accent 4" w:uiPriority="1906"/>
+    <w:lsdException w:name="List Table 1 Light Accent 5" w:uiPriority="1576"/>
+    <w:lsdException w:name="List Table 2 Accent 5" w:uiPriority="1577"/>
+    <w:lsdException w:name="List Table 3 Accent 5" w:uiPriority="1584"/>
+    <w:lsdException w:name="List Table 4 Accent 5" w:uiPriority="1585"/>
+    <w:lsdException w:name="List Table 5 Dark Accent 5" w:uiPriority="1634"/>
+    <w:lsdException w:name="List Table 6 Colorful Accent 5" w:uiPriority="1635"/>
+    <w:lsdException w:name="List Table 7 Colorful Accent 5" w:uiPriority="1906"/>
+    <w:lsdException w:name="List Table 1 Light Accent 6" w:uiPriority="1576"/>
+    <w:lsdException w:name="List Table 2 Accent 6" w:uiPriority="1577"/>
+    <w:lsdException w:name="List Table 3 Accent 6" w:uiPriority="1584"/>
+    <w:lsdException w:name="List Table 4 Accent 6" w:uiPriority="1585"/>
+    <w:lsdException w:name="List Table 5 Dark Accent 6" w:uiPriority="1634"/>
+    <w:lsdException w:name="List Table 6 Colorful Accent 6" w:uiPriority="1635"/>
+    <w:lsdException w:name="List Table 7 Colorful Accent 6" w:uiPriority="1906"/>
   </w:latentStyles>
   <w:style w:type="paragraph" w:default="1" w:styleId="a2">
     <w:name w:val="Normal"/>
